--- a/公開シンポジウム 生成AI・AGI時代の学術出版報告書.docx
+++ b/公開シンポジウム 生成AI・AGI時代の学術出版報告書.docx
@@ -426,38 +426,6 @@
     </w:p>
     <w:p>
       <w:pPr>
-        <w:rPr>
-          <w:rFonts w:ascii="BIZ UDPゴシック" w:eastAsia="BIZ UDPゴシック" w:hAnsi="BIZ UDPゴシック" w:cs="Segoe UI"/>
-          <w:b/>
-          <w:bCs/>
-          <w:kern w:val="36"/>
-          <w:szCs w:val="21"/>
-        </w:rPr>
-      </w:pPr>
-      <w:r>
-        <w:rPr>
-          <w:rFonts w:ascii="BIZ UDPゴシック" w:eastAsia="BIZ UDPゴシック" w:hAnsi="BIZ UDPゴシック" w:cs="Segoe UI" w:hint="eastAsia"/>
-          <w:b/>
-          <w:bCs/>
-          <w:kern w:val="36"/>
-          <w:szCs w:val="21"/>
-        </w:rPr>
-        <w:t>※敬称略</w:t>
-      </w:r>
-    </w:p>
-    <w:p>
-      <w:pPr>
-        <w:rPr>
-          <w:rFonts w:ascii="BIZ UDPゴシック" w:eastAsia="BIZ UDPゴシック" w:hAnsi="BIZ UDPゴシック" w:cs="Segoe UI"/>
-          <w:b/>
-          <w:bCs/>
-          <w:kern w:val="36"/>
-          <w:szCs w:val="21"/>
-        </w:rPr>
-      </w:pPr>
-    </w:p>
-    <w:p>
-      <w:pPr>
         <w:pStyle w:val="a9"/>
         <w:numPr>
           <w:ilvl w:val="0"/>
@@ -553,6 +521,11 @@
     </w:p>
     <w:p>
       <w:pPr>
+        <w:pStyle w:val="a9"/>
+        <w:numPr>
+          <w:ilvl w:val="0"/>
+          <w:numId w:val="25"/>
+        </w:numPr>
         <w:rPr>
           <w:rFonts w:ascii="BIZ UDPゴシック" w:eastAsia="BIZ UDPゴシック" w:hAnsi="BIZ UDPゴシック" w:cs="Segoe UI"/>
           <w:b/>
@@ -615,17 +588,11 @@
     </w:p>
     <w:p>
       <w:pPr>
-        <w:rPr>
-          <w:rFonts w:ascii="BIZ UDPゴシック" w:eastAsia="BIZ UDPゴシック" w:hAnsi="BIZ UDPゴシック" w:cs="Segoe UI"/>
-          <w:b/>
-          <w:bCs/>
-          <w:kern w:val="36"/>
-          <w:szCs w:val="21"/>
-        </w:rPr>
-      </w:pPr>
-    </w:p>
-    <w:p>
-      <w:pPr>
+        <w:pStyle w:val="a9"/>
+        <w:numPr>
+          <w:ilvl w:val="0"/>
+          <w:numId w:val="25"/>
+        </w:numPr>
         <w:rPr>
           <w:rFonts w:ascii="BIZ UDPゴシック" w:eastAsia="BIZ UDPゴシック" w:hAnsi="BIZ UDPゴシック" w:cs="Segoe UI"/>
           <w:b/>
@@ -732,23 +699,27 @@
     </w:p>
     <w:p>
       <w:pPr>
-        <w:rPr>
-          <w:rFonts w:ascii="BIZ UDPゴシック" w:eastAsia="BIZ UDPゴシック" w:hAnsi="BIZ UDPゴシック" w:cs="Segoe UI"/>
-          <w:b/>
-          <w:bCs/>
-          <w:kern w:val="36"/>
-          <w:szCs w:val="21"/>
-        </w:rPr>
-      </w:pPr>
-      <w:r>
-        <w:rPr>
-          <w:rFonts w:ascii="BIZ UDPゴシック" w:eastAsia="BIZ UDPゴシック" w:hAnsi="BIZ UDPゴシック" w:cs="Segoe UI" w:hint="eastAsia"/>
-          <w:b/>
-          <w:bCs/>
-          <w:kern w:val="36"/>
-          <w:szCs w:val="21"/>
-        </w:rPr>
-        <w:lastRenderedPageBreak/>
+        <w:pStyle w:val="a9"/>
+        <w:numPr>
+          <w:ilvl w:val="0"/>
+          <w:numId w:val="25"/>
+        </w:numPr>
+        <w:rPr>
+          <w:rFonts w:ascii="BIZ UDPゴシック" w:eastAsia="BIZ UDPゴシック" w:hAnsi="BIZ UDPゴシック" w:cs="Segoe UI"/>
+          <w:b/>
+          <w:bCs/>
+          <w:kern w:val="36"/>
+          <w:szCs w:val="21"/>
+        </w:rPr>
+      </w:pPr>
+      <w:r>
+        <w:rPr>
+          <w:rFonts w:ascii="BIZ UDPゴシック" w:eastAsia="BIZ UDPゴシック" w:hAnsi="BIZ UDPゴシック" w:cs="Segoe UI" w:hint="eastAsia"/>
+          <w:b/>
+          <w:bCs/>
+          <w:kern w:val="36"/>
+          <w:szCs w:val="21"/>
+        </w:rPr>
         <w:t>「</w:t>
       </w:r>
       <w:r>
@@ -847,6 +818,11 @@
     </w:p>
     <w:p>
       <w:pPr>
+        <w:pStyle w:val="a9"/>
+        <w:numPr>
+          <w:ilvl w:val="0"/>
+          <w:numId w:val="24"/>
+        </w:numPr>
         <w:rPr>
           <w:rFonts w:ascii="BIZ UDPゴシック" w:eastAsia="BIZ UDPゴシック" w:hAnsi="BIZ UDPゴシック" w:cs="Segoe UI"/>
           <w:b/>
@@ -909,17 +885,11 @@
     </w:p>
     <w:p>
       <w:pPr>
-        <w:rPr>
-          <w:rFonts w:ascii="BIZ UDPゴシック" w:eastAsia="BIZ UDPゴシック" w:hAnsi="BIZ UDPゴシック" w:cs="Segoe UI"/>
-          <w:b/>
-          <w:bCs/>
-          <w:kern w:val="36"/>
-          <w:szCs w:val="21"/>
-        </w:rPr>
-      </w:pPr>
-    </w:p>
-    <w:p>
-      <w:pPr>
+        <w:pStyle w:val="a9"/>
+        <w:numPr>
+          <w:ilvl w:val="0"/>
+          <w:numId w:val="24"/>
+        </w:numPr>
         <w:rPr>
           <w:rFonts w:ascii="BIZ UDPゴシック" w:eastAsia="BIZ UDPゴシック" w:hAnsi="BIZ UDPゴシック" w:cs="Segoe UI"/>
           <w:b/>
@@ -982,17 +952,11 @@
     </w:p>
     <w:p>
       <w:pPr>
-        <w:rPr>
-          <w:rFonts w:ascii="BIZ UDPゴシック" w:eastAsia="BIZ UDPゴシック" w:hAnsi="BIZ UDPゴシック" w:cs="Segoe UI"/>
-          <w:b/>
-          <w:bCs/>
-          <w:kern w:val="36"/>
-          <w:szCs w:val="21"/>
-        </w:rPr>
-      </w:pPr>
-    </w:p>
-    <w:p>
-      <w:pPr>
+        <w:pStyle w:val="a9"/>
+        <w:numPr>
+          <w:ilvl w:val="0"/>
+          <w:numId w:val="24"/>
+        </w:numPr>
         <w:rPr>
           <w:rFonts w:ascii="BIZ UDPゴシック" w:eastAsia="BIZ UDPゴシック" w:hAnsi="BIZ UDPゴシック" w:cs="Segoe UI"/>
           <w:b/>
@@ -1228,126 +1192,6 @@
     </w:p>
     <w:p>
       <w:pPr>
-        <w:rPr>
-          <w:rFonts w:ascii="BIZ UDPゴシック" w:eastAsia="BIZ UDPゴシック" w:hAnsi="BIZ UDPゴシック" w:cs="Segoe UI"/>
-          <w:b/>
-          <w:bCs/>
-          <w:kern w:val="36"/>
-          <w:szCs w:val="21"/>
-        </w:rPr>
-      </w:pPr>
-      <w:r>
-        <w:rPr>
-          <w:rFonts w:ascii="BIZ UDPゴシック" w:eastAsia="BIZ UDPゴシック" w:hAnsi="BIZ UDPゴシック"/>
-          <w:szCs w:val="21"/>
-        </w:rPr>
-        <w:t>本シンポジウムは、生成AI</w:t>
-      </w:r>
-      <w:r>
-        <w:rPr>
-          <w:rFonts w:ascii="BIZ UDPゴシック" w:eastAsia="BIZ UDPゴシック" w:hAnsi="BIZ UDPゴシック" w:hint="eastAsia"/>
-          <w:szCs w:val="21"/>
-        </w:rPr>
-        <w:t>・</w:t>
-      </w:r>
-      <w:r>
-        <w:rPr>
-          <w:rFonts w:ascii="BIZ UDPゴシック" w:eastAsia="BIZ UDPゴシック" w:hAnsi="BIZ UDPゴシック"/>
-          <w:szCs w:val="21"/>
-        </w:rPr>
-        <w:t>AGI時代における学術出版の実務課題と研究現場への影響を、編集査読</w:t>
-      </w:r>
-      <w:r>
-        <w:rPr>
-          <w:rFonts w:ascii="BIZ UDPゴシック" w:eastAsia="BIZ UDPゴシック" w:hAnsi="BIZ UDPゴシック" w:hint="eastAsia"/>
-          <w:szCs w:val="21"/>
-        </w:rPr>
-        <w:t>、</w:t>
-      </w:r>
-      <w:r>
-        <w:rPr>
-          <w:rFonts w:ascii="BIZ UDPゴシック" w:eastAsia="BIZ UDPゴシック" w:hAnsi="BIZ UDPゴシック"/>
-          <w:szCs w:val="21"/>
-        </w:rPr>
-        <w:t>研究</w:t>
-      </w:r>
-      <w:r>
-        <w:rPr>
-          <w:rFonts w:ascii="BIZ UDPゴシック" w:eastAsia="BIZ UDPゴシック" w:hAnsi="BIZ UDPゴシック" w:hint="eastAsia"/>
-          <w:szCs w:val="21"/>
-        </w:rPr>
-        <w:t>、</w:t>
-      </w:r>
-      <w:r>
-        <w:rPr>
-          <w:rFonts w:ascii="BIZ UDPゴシック" w:eastAsia="BIZ UDPゴシック" w:hAnsi="BIZ UDPゴシック"/>
-          <w:szCs w:val="21"/>
-        </w:rPr>
-        <w:t>実装の3層で整理することを目的として開催された。</w:t>
-      </w:r>
-    </w:p>
-    <w:p>
-      <w:pPr>
-        <w:rPr>
-          <w:rFonts w:ascii="BIZ UDPゴシック" w:eastAsia="BIZ UDPゴシック" w:hAnsi="BIZ UDPゴシック"/>
-          <w:szCs w:val="21"/>
-        </w:rPr>
-      </w:pPr>
-      <w:r>
-        <w:rPr>
-          <w:rFonts w:ascii="BIZ UDPゴシック" w:eastAsia="BIZ UDPゴシック" w:hAnsi="BIZ UDPゴシック"/>
-          <w:szCs w:val="21"/>
-        </w:rPr>
-        <w:t>講演では、AIエージェントがコーディングやクラウド操作を通じて研究生産性を大幅に高める具体事例が示され、従来の「補助ツール」から「実行主体」への移行が進行中である点が共有された。</w:t>
-      </w:r>
-    </w:p>
-    <w:p>
-      <w:pPr>
-        <w:rPr>
-          <w:rFonts w:ascii="BIZ UDPゴシック" w:eastAsia="BIZ UDPゴシック" w:hAnsi="BIZ UDPゴシック"/>
-          <w:szCs w:val="21"/>
-        </w:rPr>
-      </w:pPr>
-      <w:r>
-        <w:rPr>
-          <w:rFonts w:ascii="BIZ UDPゴシック" w:eastAsia="BIZ UDPゴシック" w:hAnsi="BIZ UDPゴシック"/>
-          <w:szCs w:val="21"/>
-        </w:rPr>
-        <w:t>一方で、論文の品質担保、再現性検証、責任所在、著作権機密性といった制度面の未整備がボトルネックとして明確化された。</w:t>
-      </w:r>
-    </w:p>
-    <w:p>
-      <w:pPr>
-        <w:rPr>
-          <w:rFonts w:ascii="BIZ UDPゴシック" w:eastAsia="BIZ UDPゴシック" w:hAnsi="BIZ UDPゴシック"/>
-          <w:szCs w:val="21"/>
-        </w:rPr>
-      </w:pPr>
-      <w:r>
-        <w:rPr>
-          <w:rFonts w:ascii="BIZ UDPゴシック" w:eastAsia="BIZ UDPゴシック" w:hAnsi="BIZ UDPゴシック"/>
-          <w:szCs w:val="21"/>
-        </w:rPr>
-        <w:t>特に査読では、AI執筆側とAI査読側が同時進化するため、静的な対策ではなく、再実装再実験ログ証跡を含む継続的な検証設計が重要であるとの認識が一致した。</w:t>
-      </w:r>
-    </w:p>
-    <w:p>
-      <w:pPr>
-        <w:rPr>
-          <w:rFonts w:ascii="BIZ UDPゴシック" w:eastAsia="BIZ UDPゴシック" w:hAnsi="BIZ UDPゴシック"/>
-          <w:szCs w:val="21"/>
-        </w:rPr>
-      </w:pPr>
-      <w:r>
-        <w:rPr>
-          <w:rFonts w:ascii="BIZ UDPゴシック" w:eastAsia="BIZ UDPゴシック" w:hAnsi="BIZ UDPゴシック"/>
-          <w:szCs w:val="21"/>
-        </w:rPr>
-        <w:t>全体として、規制一辺倒ではなく「安全性を担保しつつ活用を前提に制度を再設計する」方向性が示され、学会横断の連携基盤整備が今後の焦点となった。</w:t>
-      </w:r>
-    </w:p>
-    <w:p>
-      <w:pPr>
         <w:widowControl/>
         <w:jc w:val="left"/>
         <w:rPr>
@@ -1358,27 +1202,342 @@
           <w:szCs w:val="21"/>
         </w:rPr>
       </w:pPr>
-      <w:r>
-        <w:rPr>
-          <w:rFonts w:ascii="BIZ UDPゴシック" w:eastAsia="BIZ UDPゴシック" w:hAnsi="BIZ UDPゴシック" w:cs="Segoe UI"/>
-          <w:b/>
-          <w:bCs/>
-          <w:kern w:val="36"/>
-          <w:szCs w:val="21"/>
-        </w:rPr>
-        <w:br w:type="page"/>
-      </w:r>
-    </w:p>
-    <w:p>
-      <w:pPr>
-        <w:rPr>
-          <w:rFonts w:ascii="BIZ UDPゴシック" w:eastAsia="BIZ UDPゴシック" w:hAnsi="BIZ UDPゴシック" w:cs="Segoe UI"/>
-          <w:b/>
-          <w:bCs/>
-          <w:kern w:val="36"/>
-          <w:szCs w:val="21"/>
-        </w:rPr>
-      </w:pPr>
+    </w:p>
+    <w:p>
+      <w:pPr>
+        <w:rPr>
+          <w:rFonts w:ascii="BIZ UDPゴシック" w:eastAsia="BIZ UDPゴシック" w:hAnsi="BIZ UDPゴシック" w:cs="Segoe UI"/>
+          <w:b/>
+          <w:bCs/>
+          <w:kern w:val="36"/>
+          <w:szCs w:val="21"/>
+        </w:rPr>
+      </w:pPr>
+      <w:r>
+        <w:rPr>
+          <w:rFonts w:ascii="BIZ UDPゴシック" w:eastAsia="BIZ UDPゴシック" w:hAnsi="BIZ UDPゴシック" w:cs="Segoe UI" w:hint="eastAsia"/>
+          <w:b/>
+          <w:bCs/>
+          <w:kern w:val="36"/>
+          <w:szCs w:val="21"/>
+        </w:rPr>
+        <w:t>◆</w:t>
+      </w:r>
+      <w:r>
+        <w:rPr>
+          <w:rFonts w:ascii="BIZ UDPゴシック" w:eastAsia="BIZ UDPゴシック" w:hAnsi="BIZ UDPゴシック" w:cs="Segoe UI" w:hint="eastAsia"/>
+          <w:b/>
+          <w:bCs/>
+          <w:kern w:val="36"/>
+          <w:szCs w:val="21"/>
+        </w:rPr>
+        <w:t xml:space="preserve"> </w:t>
+      </w:r>
+      <w:r>
+        <w:rPr>
+          <w:rFonts w:ascii="BIZ UDPゴシック" w:eastAsia="BIZ UDPゴシック" w:hAnsi="BIZ UDPゴシック" w:cs="Segoe UI" w:hint="eastAsia"/>
+          <w:b/>
+          <w:bCs/>
+          <w:kern w:val="36"/>
+          <w:szCs w:val="21"/>
+        </w:rPr>
+        <w:t>開会・主旨説明</w:t>
+      </w:r>
+      <w:r>
+        <w:rPr>
+          <w:rFonts w:ascii="BIZ UDPゴシック" w:eastAsia="BIZ UDPゴシック" w:hAnsi="BIZ UDPゴシック" w:cs="Segoe UI" w:hint="eastAsia"/>
+          <w:b/>
+          <w:bCs/>
+          <w:kern w:val="36"/>
+          <w:szCs w:val="21"/>
+        </w:rPr>
+        <w:t>（</w:t>
+      </w:r>
+      <w:r>
+        <w:rPr>
+          <w:rFonts w:ascii="BIZ UDPゴシック" w:eastAsia="BIZ UDPゴシック" w:hAnsi="BIZ UDPゴシック" w:cs="Segoe UI"/>
+          <w:b/>
+          <w:bCs/>
+          <w:kern w:val="36"/>
+          <w:szCs w:val="21"/>
+        </w:rPr>
+        <w:t>永井 健司</w:t>
+      </w:r>
+      <w:r>
+        <w:rPr>
+          <w:rFonts w:ascii="BIZ UDPゴシック" w:eastAsia="BIZ UDPゴシック" w:hAnsi="BIZ UDPゴシック" w:cs="Segoe UI" w:hint="eastAsia"/>
+          <w:b/>
+          <w:bCs/>
+          <w:kern w:val="36"/>
+          <w:szCs w:val="21"/>
+        </w:rPr>
+        <w:t xml:space="preserve">　氏）</w:t>
+      </w:r>
+    </w:p>
+    <w:p>
+      <w:pPr>
+        <w:rPr>
+          <w:rFonts w:ascii="BIZ UDPゴシック" w:eastAsia="BIZ UDPゴシック" w:hAnsi="BIZ UDPゴシック" w:cs="Segoe UI"/>
+          <w:b/>
+          <w:bCs/>
+          <w:kern w:val="36"/>
+          <w:szCs w:val="21"/>
+        </w:rPr>
+      </w:pPr>
+      <w:r>
+        <w:rPr>
+          <w:rFonts w:ascii="BIZ UDPゴシック" w:eastAsia="BIZ UDPゴシック" w:hAnsi="BIZ UDPゴシック" w:cs="Segoe UI"/>
+          <w:b/>
+          <w:bCs/>
+          <w:kern w:val="36"/>
+          <w:szCs w:val="21"/>
+        </w:rPr>
+        <w:t>- 開会で、AIが「仮説立案→実験設計→執筆→査読」に関与する時代が既に現実化しつつあると問題提起。</w:t>
+      </w:r>
+    </w:p>
+    <w:p>
+      <w:pPr>
+        <w:rPr>
+          <w:rFonts w:ascii="BIZ UDPゴシック" w:eastAsia="BIZ UDPゴシック" w:hAnsi="BIZ UDPゴシック" w:cs="Segoe UI"/>
+          <w:b/>
+          <w:bCs/>
+          <w:kern w:val="36"/>
+          <w:szCs w:val="21"/>
+        </w:rPr>
+      </w:pPr>
+      <w:r>
+        <w:rPr>
+          <w:rFonts w:ascii="BIZ UDPゴシック" w:eastAsia="BIZ UDPゴシック" w:hAnsi="BIZ UDPゴシック" w:cs="Segoe UI"/>
+          <w:b/>
+          <w:bCs/>
+          <w:kern w:val="36"/>
+          <w:szCs w:val="21"/>
+        </w:rPr>
+        <w:t>- 本シンポジウムの目的を、単なる効率化論ではなく「論文とは何か／査読とは何か／学術コミュニティの役割とは何か」の再定義に置いた。</w:t>
+      </w:r>
+    </w:p>
+    <w:p>
+      <w:pPr>
+        <w:rPr>
+          <w:rFonts w:ascii="BIZ UDPゴシック" w:eastAsia="BIZ UDPゴシック" w:hAnsi="BIZ UDPゴシック" w:cs="Segoe UI"/>
+          <w:b/>
+          <w:bCs/>
+          <w:kern w:val="36"/>
+          <w:szCs w:val="21"/>
+        </w:rPr>
+      </w:pPr>
+      <w:r>
+        <w:rPr>
+          <w:rFonts w:ascii="BIZ UDPゴシック" w:eastAsia="BIZ UDPゴシック" w:hAnsi="BIZ UDPゴシック" w:cs="Segoe UI"/>
+          <w:b/>
+          <w:bCs/>
+          <w:kern w:val="36"/>
+          <w:szCs w:val="21"/>
+        </w:rPr>
+        <w:t>- セッションを通じて、オンラインQ&amp;Aを整理し、個別論点をパネル討論へ接続するファシリテーションを実施。</w:t>
+      </w:r>
+    </w:p>
+    <w:p>
+      <w:pPr>
+        <w:rPr>
+          <w:rFonts w:ascii="BIZ UDPゴシック" w:eastAsia="BIZ UDPゴシック" w:hAnsi="BIZ UDPゴシック" w:cs="Segoe UI"/>
+          <w:b/>
+          <w:bCs/>
+          <w:kern w:val="36"/>
+          <w:szCs w:val="21"/>
+        </w:rPr>
+      </w:pPr>
+    </w:p>
+    <w:p>
+      <w:pPr>
+        <w:pStyle w:val="a9"/>
+        <w:numPr>
+          <w:ilvl w:val="0"/>
+          <w:numId w:val="23"/>
+        </w:numPr>
+        <w:rPr>
+          <w:rFonts w:ascii="BIZ UDPゴシック" w:eastAsia="BIZ UDPゴシック" w:hAnsi="BIZ UDPゴシック" w:cs="Segoe UI" w:hint="eastAsia"/>
+          <w:b/>
+          <w:bCs/>
+          <w:kern w:val="36"/>
+          <w:szCs w:val="21"/>
+        </w:rPr>
+      </w:pPr>
+      <w:r>
+        <w:rPr>
+          <w:rFonts w:ascii="BIZ UDPゴシック" w:eastAsia="BIZ UDPゴシック" w:hAnsi="BIZ UDPゴシック" w:cs="Segoe UI" w:hint="eastAsia"/>
+          <w:b/>
+          <w:bCs/>
+          <w:kern w:val="36"/>
+          <w:szCs w:val="21"/>
+        </w:rPr>
+        <w:t>SESSION 1: AI for publicationに向けた現状と課題</w:t>
+      </w:r>
+    </w:p>
+    <w:p>
+      <w:pPr>
+        <w:rPr>
+          <w:rFonts w:ascii="BIZ UDPゴシック" w:eastAsia="BIZ UDPゴシック" w:hAnsi="BIZ UDPゴシック" w:cs="Segoe UI"/>
+          <w:b/>
+          <w:bCs/>
+          <w:kern w:val="36"/>
+          <w:szCs w:val="21"/>
+        </w:rPr>
+      </w:pPr>
+    </w:p>
+    <w:p>
+      <w:pPr>
+        <w:rPr>
+          <w:rFonts w:ascii="BIZ UDPゴシック" w:eastAsia="BIZ UDPゴシック" w:hAnsi="BIZ UDPゴシック" w:cs="Segoe UI"/>
+          <w:b/>
+          <w:bCs/>
+          <w:kern w:val="36"/>
+          <w:szCs w:val="21"/>
+        </w:rPr>
+      </w:pPr>
+      <w:r>
+        <w:rPr>
+          <w:rFonts w:ascii="BIZ UDPゴシック" w:eastAsia="BIZ UDPゴシック" w:hAnsi="BIZ UDPゴシック" w:cs="Segoe UI" w:hint="eastAsia"/>
+          <w:b/>
+          <w:bCs/>
+          <w:kern w:val="36"/>
+          <w:szCs w:val="21"/>
+        </w:rPr>
+        <w:t>1)</w:t>
+      </w:r>
+      <w:r>
+        <w:rPr>
+          <w:rFonts w:ascii="BIZ UDPゴシック" w:eastAsia="BIZ UDPゴシック" w:hAnsi="BIZ UDPゴシック" w:cs="Segoe UI"/>
+          <w:b/>
+          <w:bCs/>
+          <w:kern w:val="36"/>
+          <w:szCs w:val="21"/>
+        </w:rPr>
+        <w:t xml:space="preserve"> </w:t>
+      </w:r>
+      <w:r>
+        <w:rPr>
+          <w:rFonts w:ascii="BIZ UDPゴシック" w:eastAsia="BIZ UDPゴシック" w:hAnsi="BIZ UDPゴシック" w:cs="Segoe UI" w:hint="eastAsia"/>
+          <w:b/>
+          <w:bCs/>
+          <w:kern w:val="36"/>
+          <w:szCs w:val="21"/>
+        </w:rPr>
+        <w:t>「</w:t>
+      </w:r>
+      <w:r>
+        <w:rPr>
+          <w:rFonts w:ascii="BIZ UDPゴシック" w:eastAsia="BIZ UDPゴシック" w:hAnsi="BIZ UDPゴシック" w:cs="Segoe UI" w:hint="eastAsia"/>
+          <w:b/>
+          <w:bCs/>
+          <w:kern w:val="36"/>
+          <w:szCs w:val="21"/>
+        </w:rPr>
+        <w:t>AI・ロボットによる生命科学研究の自動化の現状と課題</w:t>
+      </w:r>
+      <w:r>
+        <w:rPr>
+          <w:rFonts w:ascii="BIZ UDPゴシック" w:eastAsia="BIZ UDPゴシック" w:hAnsi="BIZ UDPゴシック" w:cs="Segoe UI" w:hint="eastAsia"/>
+          <w:b/>
+          <w:bCs/>
+          <w:kern w:val="36"/>
+          <w:szCs w:val="21"/>
+        </w:rPr>
+        <w:t>」</w:t>
+      </w:r>
+      <w:r>
+        <w:rPr>
+          <w:rFonts w:ascii="BIZ UDPゴシック" w:eastAsia="BIZ UDPゴシック" w:hAnsi="BIZ UDPゴシック" w:cs="Segoe UI" w:hint="eastAsia"/>
+          <w:b/>
+          <w:bCs/>
+          <w:kern w:val="36"/>
+          <w:szCs w:val="21"/>
+        </w:rPr>
+        <w:t>（</w:t>
+      </w:r>
+      <w:r>
+        <w:rPr>
+          <w:rFonts w:ascii="BIZ UDPゴシック" w:eastAsia="BIZ UDPゴシック" w:hAnsi="BIZ UDPゴシック" w:cs="Segoe UI"/>
+          <w:b/>
+          <w:bCs/>
+          <w:kern w:val="36"/>
+          <w:szCs w:val="21"/>
+        </w:rPr>
+        <w:t>神田 元紀</w:t>
+      </w:r>
+      <w:r>
+        <w:rPr>
+          <w:rFonts w:ascii="BIZ UDPゴシック" w:eastAsia="BIZ UDPゴシック" w:hAnsi="BIZ UDPゴシック" w:cs="Segoe UI" w:hint="eastAsia"/>
+          <w:b/>
+          <w:bCs/>
+          <w:kern w:val="36"/>
+          <w:szCs w:val="21"/>
+        </w:rPr>
+        <w:t xml:space="preserve">　氏）</w:t>
+      </w:r>
+    </w:p>
+    <w:p>
+      <w:pPr>
+        <w:rPr>
+          <w:rFonts w:ascii="BIZ UDPゴシック" w:eastAsia="BIZ UDPゴシック" w:hAnsi="BIZ UDPゴシック" w:cs="Segoe UI"/>
+          <w:b/>
+          <w:bCs/>
+          <w:kern w:val="36"/>
+          <w:szCs w:val="21"/>
+        </w:rPr>
+      </w:pPr>
+      <w:r>
+        <w:rPr>
+          <w:rFonts w:ascii="BIZ UDPゴシック" w:eastAsia="BIZ UDPゴシック" w:hAnsi="BIZ UDPゴシック" w:cs="Segoe UI"/>
+          <w:b/>
+          <w:bCs/>
+          <w:kern w:val="36"/>
+          <w:szCs w:val="21"/>
+        </w:rPr>
+        <w:t>- 研究自動化の現状を、機械化・自動化・自律化の段階で整理し、生命科学における実装の難所（非定型作業・生体試料・保守運用）を明示。</w:t>
+      </w:r>
+    </w:p>
+    <w:p>
+      <w:pPr>
+        <w:rPr>
+          <w:rFonts w:ascii="BIZ UDPゴシック" w:eastAsia="BIZ UDPゴシック" w:hAnsi="BIZ UDPゴシック" w:cs="Segoe UI"/>
+          <w:b/>
+          <w:bCs/>
+          <w:kern w:val="36"/>
+          <w:szCs w:val="21"/>
+        </w:rPr>
+      </w:pPr>
+      <w:r>
+        <w:rPr>
+          <w:rFonts w:ascii="BIZ UDPゴシック" w:eastAsia="BIZ UDPゴシック" w:hAnsi="BIZ UDPゴシック" w:cs="Segoe UI"/>
+          <w:b/>
+          <w:bCs/>
+          <w:kern w:val="36"/>
+          <w:szCs w:val="21"/>
+        </w:rPr>
+        <w:t>- AI科学者と実験ロボットを統合し、将来的に論文生成まで含む自律研究基盤を構築する方向性を提示。</w:t>
+      </w:r>
+    </w:p>
+    <w:p>
+      <w:pPr>
+        <w:rPr>
+          <w:rFonts w:ascii="BIZ UDPゴシック" w:eastAsia="BIZ UDPゴシック" w:hAnsi="BIZ UDPゴシック" w:cs="Segoe UI"/>
+          <w:b/>
+          <w:bCs/>
+          <w:kern w:val="36"/>
+          <w:szCs w:val="21"/>
+        </w:rPr>
+      </w:pPr>
+      <w:r>
+        <w:rPr>
+          <w:rFonts w:ascii="BIZ UDPゴシック" w:eastAsia="BIZ UDPゴシック" w:hAnsi="BIZ UDPゴシック" w:cs="Segoe UI"/>
+          <w:b/>
+          <w:bCs/>
+          <w:kern w:val="36"/>
+          <w:szCs w:val="21"/>
+        </w:rPr>
+        <w:t>- 「技術進歩速度を前提に、制度設計は先回りが必要」として、学術出版側の受け皿整備を提</w:t>
+      </w:r>
       <w:r>
         <w:rPr>
           <w:rFonts w:ascii="BIZ UDPゴシック" w:eastAsia="BIZ UDPゴシック" w:hAnsi="BIZ UDPゴシック" w:cs="Segoe UI"/>
@@ -1388,551 +1547,1564 @@
           <w:szCs w:val="21"/>
         </w:rPr>
         <w:lastRenderedPageBreak/>
-        <w:t>3．詳細</w:t>
-      </w:r>
-    </w:p>
-    <w:p>
-      <w:pPr>
-        <w:rPr>
-          <w:rFonts w:ascii="BIZ UDPゴシック" w:eastAsia="BIZ UDPゴシック" w:hAnsi="BIZ UDPゴシック" w:cs="Segoe UI"/>
-          <w:b/>
-          <w:bCs/>
-          <w:kern w:val="36"/>
-          <w:szCs w:val="21"/>
-        </w:rPr>
-      </w:pPr>
-      <w:r>
+        <w:t>案。</w:t>
+      </w:r>
+    </w:p>
+    <w:p>
+      <w:pPr>
+        <w:rPr>
+          <w:rFonts w:ascii="BIZ UDPゴシック" w:eastAsia="BIZ UDPゴシック" w:hAnsi="BIZ UDPゴシック" w:cs="Segoe UI"/>
+          <w:b/>
+          <w:bCs/>
+          <w:kern w:val="36"/>
+          <w:szCs w:val="21"/>
+        </w:rPr>
+      </w:pPr>
+    </w:p>
+    <w:p>
+      <w:pPr>
+        <w:ind w:left="210" w:hangingChars="100" w:hanging="210"/>
+        <w:rPr>
+          <w:rFonts w:ascii="BIZ UDPゴシック" w:eastAsia="BIZ UDPゴシック" w:hAnsi="BIZ UDPゴシック" w:cs="Segoe UI"/>
+          <w:b/>
+          <w:bCs/>
+          <w:kern w:val="36"/>
+          <w:szCs w:val="21"/>
+        </w:rPr>
+      </w:pPr>
+      <w:r>
+        <w:rPr>
+          <w:rFonts w:ascii="BIZ UDPゴシック" w:eastAsia="BIZ UDPゴシック" w:hAnsi="BIZ UDPゴシック" w:cs="Segoe UI" w:hint="eastAsia"/>
+          <w:b/>
+          <w:bCs/>
+          <w:kern w:val="36"/>
+          <w:szCs w:val="21"/>
+        </w:rPr>
+        <w:t>２）　「</w:t>
+      </w:r>
+      <w:r>
+        <w:rPr>
+          <w:rFonts w:ascii="BIZ UDPゴシック" w:eastAsia="BIZ UDPゴシック" w:hAnsi="BIZ UDPゴシック" w:cs="Segoe UI" w:hint="eastAsia"/>
+          <w:b/>
+          <w:bCs/>
+          <w:kern w:val="36"/>
+          <w:szCs w:val="21"/>
+        </w:rPr>
+        <w:t xml:space="preserve">Biophysics and </w:t>
+      </w:r>
+      <w:proofErr w:type="spellStart"/>
+      <w:r>
+        <w:rPr>
+          <w:rFonts w:ascii="BIZ UDPゴシック" w:eastAsia="BIZ UDPゴシック" w:hAnsi="BIZ UDPゴシック" w:cs="Segoe UI" w:hint="eastAsia"/>
+          <w:b/>
+          <w:bCs/>
+          <w:kern w:val="36"/>
+          <w:szCs w:val="21"/>
+        </w:rPr>
+        <w:t>Physicobiology</w:t>
+      </w:r>
+      <w:proofErr w:type="spellEnd"/>
+      <w:r>
+        <w:rPr>
+          <w:rFonts w:ascii="BIZ UDPゴシック" w:eastAsia="BIZ UDPゴシック" w:hAnsi="BIZ UDPゴシック" w:cs="Segoe UI" w:hint="eastAsia"/>
+          <w:b/>
+          <w:bCs/>
+          <w:kern w:val="36"/>
+          <w:szCs w:val="21"/>
+        </w:rPr>
+        <w:t>誌におけるAI対応の現状と課題</w:t>
+      </w:r>
+      <w:r>
+        <w:rPr>
+          <w:rFonts w:ascii="BIZ UDPゴシック" w:eastAsia="BIZ UDPゴシック" w:hAnsi="BIZ UDPゴシック" w:cs="Segoe UI" w:hint="eastAsia"/>
+          <w:b/>
+          <w:bCs/>
+          <w:kern w:val="36"/>
+          <w:szCs w:val="21"/>
+        </w:rPr>
+        <w:t>」（</w:t>
+      </w:r>
+      <w:r>
+        <w:rPr>
+          <w:rFonts w:ascii="BIZ UDPゴシック" w:eastAsia="BIZ UDPゴシック" w:hAnsi="BIZ UDPゴシック" w:cs="Segoe UI"/>
+          <w:b/>
+          <w:bCs/>
+          <w:kern w:val="36"/>
+          <w:szCs w:val="21"/>
+        </w:rPr>
+        <w:t>中村 春木</w:t>
+      </w:r>
+      <w:r>
+        <w:rPr>
+          <w:rFonts w:ascii="BIZ UDPゴシック" w:eastAsia="BIZ UDPゴシック" w:hAnsi="BIZ UDPゴシック" w:cs="Segoe UI" w:hint="eastAsia"/>
+          <w:b/>
+          <w:bCs/>
+          <w:kern w:val="36"/>
+          <w:szCs w:val="21"/>
+        </w:rPr>
+        <w:t xml:space="preserve">　氏）</w:t>
+      </w:r>
+    </w:p>
+    <w:p>
+      <w:pPr>
+        <w:rPr>
+          <w:rFonts w:ascii="BIZ UDPゴシック" w:eastAsia="BIZ UDPゴシック" w:hAnsi="BIZ UDPゴシック" w:cs="Segoe UI"/>
+          <w:b/>
+          <w:bCs/>
+          <w:kern w:val="36"/>
+          <w:szCs w:val="21"/>
+        </w:rPr>
+      </w:pPr>
+      <w:r>
+        <w:rPr>
+          <w:rFonts w:ascii="BIZ UDPゴシック" w:eastAsia="BIZ UDPゴシック" w:hAnsi="BIZ UDPゴシック" w:cs="Segoe UI"/>
+          <w:b/>
+          <w:bCs/>
+          <w:kern w:val="36"/>
+          <w:szCs w:val="21"/>
+        </w:rPr>
+        <w:t>- 編集実務の立場から、AI生成・低品質投稿（ペーパーミル含む）増加への対応を具体化。</w:t>
+      </w:r>
+    </w:p>
+    <w:p>
+      <w:pPr>
+        <w:rPr>
+          <w:rFonts w:ascii="BIZ UDPゴシック" w:eastAsia="BIZ UDPゴシック" w:hAnsi="BIZ UDPゴシック" w:cs="Segoe UI"/>
+          <w:b/>
+          <w:bCs/>
+          <w:kern w:val="36"/>
+          <w:szCs w:val="21"/>
+        </w:rPr>
+      </w:pPr>
+      <w:r>
+        <w:rPr>
+          <w:rFonts w:ascii="BIZ UDPゴシック" w:eastAsia="BIZ UDPゴシック" w:hAnsi="BIZ UDPゴシック" w:cs="Segoe UI"/>
+          <w:b/>
+          <w:bCs/>
+          <w:kern w:val="36"/>
+          <w:szCs w:val="21"/>
+        </w:rPr>
+        <w:t>- 査読では、当面「人間主査読＋AI査読補助」を現実解とし、機密保持・著作権・運用コストを重視。</w:t>
+      </w:r>
+    </w:p>
+    <w:p>
+      <w:pPr>
+        <w:rPr>
+          <w:rFonts w:ascii="BIZ UDPゴシック" w:eastAsia="BIZ UDPゴシック" w:hAnsi="BIZ UDPゴシック" w:cs="Segoe UI"/>
+          <w:b/>
+          <w:bCs/>
+          <w:kern w:val="36"/>
+          <w:szCs w:val="21"/>
+        </w:rPr>
+      </w:pPr>
+      <w:r>
+        <w:rPr>
+          <w:rFonts w:ascii="BIZ UDPゴシック" w:eastAsia="BIZ UDPゴシック" w:hAnsi="BIZ UDPゴシック" w:cs="Segoe UI"/>
+          <w:b/>
+          <w:bCs/>
+          <w:kern w:val="36"/>
+          <w:szCs w:val="21"/>
+        </w:rPr>
+        <w:t>- 学会単独では限界があるため、複数学協会での共同基盤（AI査読運用・データ整備）を提案。</w:t>
+      </w:r>
+    </w:p>
+    <w:p>
+      <w:pPr>
+        <w:rPr>
+          <w:rFonts w:ascii="BIZ UDPゴシック" w:eastAsia="BIZ UDPゴシック" w:hAnsi="BIZ UDPゴシック" w:cs="Segoe UI"/>
+          <w:b/>
+          <w:bCs/>
+          <w:kern w:val="36"/>
+          <w:szCs w:val="21"/>
+        </w:rPr>
+      </w:pPr>
+    </w:p>
+    <w:p>
+      <w:pPr>
+        <w:rPr>
+          <w:rFonts w:ascii="BIZ UDPゴシック" w:eastAsia="BIZ UDPゴシック" w:hAnsi="BIZ UDPゴシック" w:cs="Segoe UI"/>
+          <w:b/>
+          <w:bCs/>
+          <w:kern w:val="36"/>
+          <w:szCs w:val="21"/>
+        </w:rPr>
+      </w:pPr>
+      <w:r>
+        <w:rPr>
+          <w:rFonts w:ascii="BIZ UDPゴシック" w:eastAsia="BIZ UDPゴシック" w:hAnsi="BIZ UDPゴシック" w:cs="Segoe UI" w:hint="eastAsia"/>
+          <w:b/>
+          <w:bCs/>
+          <w:kern w:val="36"/>
+          <w:szCs w:val="21"/>
+        </w:rPr>
+        <w:t xml:space="preserve">３）　</w:t>
+      </w:r>
+      <w:r>
+        <w:rPr>
+          <w:rFonts w:ascii="BIZ UDPゴシック" w:eastAsia="BIZ UDPゴシック" w:hAnsi="BIZ UDPゴシック" w:cs="Segoe UI" w:hint="eastAsia"/>
+          <w:b/>
+          <w:bCs/>
+          <w:kern w:val="36"/>
+          <w:szCs w:val="21"/>
+        </w:rPr>
+        <w:t>「</w:t>
+      </w:r>
+      <w:r>
+        <w:rPr>
+          <w:rFonts w:ascii="BIZ UDPゴシック" w:eastAsia="BIZ UDPゴシック" w:hAnsi="BIZ UDPゴシック" w:cs="Segoe UI" w:hint="eastAsia"/>
+          <w:b/>
+          <w:bCs/>
+          <w:kern w:val="36"/>
+          <w:szCs w:val="21"/>
+        </w:rPr>
+        <w:t>KEYNOTE</w:t>
+      </w:r>
+      <w:r>
+        <w:rPr>
+          <w:rFonts w:ascii="BIZ UDPゴシック" w:eastAsia="BIZ UDPゴシック" w:hAnsi="BIZ UDPゴシック" w:cs="Segoe UI" w:hint="eastAsia"/>
+          <w:b/>
+          <w:bCs/>
+          <w:kern w:val="36"/>
+          <w:szCs w:val="21"/>
+        </w:rPr>
+        <w:t>」</w:t>
+      </w:r>
+      <w:r>
+        <w:rPr>
+          <w:rFonts w:ascii="BIZ UDPゴシック" w:eastAsia="BIZ UDPゴシック" w:hAnsi="BIZ UDPゴシック" w:cs="Segoe UI" w:hint="eastAsia"/>
+          <w:b/>
+          <w:bCs/>
+          <w:kern w:val="36"/>
+          <w:szCs w:val="21"/>
+        </w:rPr>
+        <w:t>（</w:t>
+      </w:r>
+      <w:r>
+        <w:rPr>
+          <w:rFonts w:ascii="BIZ UDPゴシック" w:eastAsia="BIZ UDPゴシック" w:hAnsi="BIZ UDPゴシック" w:cs="Segoe UI"/>
+          <w:b/>
+          <w:bCs/>
+          <w:kern w:val="36"/>
+          <w:szCs w:val="21"/>
+        </w:rPr>
+        <w:t>夏目 徹</w:t>
+      </w:r>
+      <w:r>
+        <w:rPr>
+          <w:rFonts w:ascii="BIZ UDPゴシック" w:eastAsia="BIZ UDPゴシック" w:hAnsi="BIZ UDPゴシック" w:cs="Segoe UI" w:hint="eastAsia"/>
+          <w:b/>
+          <w:bCs/>
+          <w:kern w:val="36"/>
+          <w:szCs w:val="21"/>
+        </w:rPr>
+        <w:t xml:space="preserve">　氏）</w:t>
+      </w:r>
+    </w:p>
+    <w:p>
+      <w:pPr>
+        <w:rPr>
+          <w:rFonts w:ascii="BIZ UDPゴシック" w:eastAsia="BIZ UDPゴシック" w:hAnsi="BIZ UDPゴシック" w:cs="Segoe UI"/>
+          <w:b/>
+          <w:bCs/>
+          <w:kern w:val="36"/>
+          <w:szCs w:val="21"/>
+        </w:rPr>
+      </w:pPr>
+      <w:r>
+        <w:rPr>
+          <w:rFonts w:ascii="BIZ UDPゴシック" w:eastAsia="BIZ UDPゴシック" w:hAnsi="BIZ UDPゴシック" w:cs="Segoe UI"/>
+          <w:b/>
+          <w:bCs/>
+          <w:kern w:val="36"/>
+          <w:szCs w:val="21"/>
+        </w:rPr>
+        <w:t>- ロボットの価値を「単純省力化」ではなく「実験プロセスの可視化・定量化・再現化」に置くべきと主張。</w:t>
+      </w:r>
+    </w:p>
+    <w:p>
+      <w:pPr>
+        <w:rPr>
+          <w:rFonts w:ascii="BIZ UDPゴシック" w:eastAsia="BIZ UDPゴシック" w:hAnsi="BIZ UDPゴシック" w:cs="Segoe UI"/>
+          <w:b/>
+          <w:bCs/>
+          <w:kern w:val="36"/>
+          <w:szCs w:val="21"/>
+        </w:rPr>
+      </w:pPr>
+      <w:r>
+        <w:rPr>
+          <w:rFonts w:ascii="BIZ UDPゴシック" w:eastAsia="BIZ UDPゴシック" w:hAnsi="BIZ UDPゴシック" w:cs="Segoe UI"/>
+          <w:b/>
+          <w:bCs/>
+          <w:kern w:val="36"/>
+          <w:szCs w:val="21"/>
+        </w:rPr>
+        <w:t>- 細胞製造の最適化事例を通じ、人手運用では到達困難な再現性・コスト改善・探索効率を提示。</w:t>
+      </w:r>
+    </w:p>
+    <w:p>
+      <w:pPr>
+        <w:rPr>
+          <w:rFonts w:ascii="BIZ UDPゴシック" w:eastAsia="BIZ UDPゴシック" w:hAnsi="BIZ UDPゴシック" w:cs="Segoe UI"/>
+          <w:b/>
+          <w:bCs/>
+          <w:kern w:val="36"/>
+          <w:szCs w:val="21"/>
+        </w:rPr>
+      </w:pPr>
+      <w:r>
+        <w:rPr>
+          <w:rFonts w:ascii="BIZ UDPゴシック" w:eastAsia="BIZ UDPゴシック" w:hAnsi="BIZ UDPゴシック" w:cs="Segoe UI"/>
+          <w:b/>
+          <w:bCs/>
+          <w:kern w:val="36"/>
+          <w:szCs w:val="21"/>
+        </w:rPr>
+        <w:t>- 研究者の役割は、実行作業から「構想・問い・妄想（ビジョン形成）」側へシフトすると提言。</w:t>
+      </w:r>
+    </w:p>
+    <w:p>
+      <w:pPr>
+        <w:rPr>
+          <w:rFonts w:ascii="BIZ UDPゴシック" w:eastAsia="BIZ UDPゴシック" w:hAnsi="BIZ UDPゴシック" w:cs="Segoe UI"/>
+          <w:b/>
+          <w:bCs/>
+          <w:kern w:val="36"/>
+          <w:szCs w:val="21"/>
+        </w:rPr>
+      </w:pPr>
+    </w:p>
+    <w:p>
+      <w:pPr>
+        <w:pStyle w:val="a9"/>
+        <w:widowControl/>
+        <w:numPr>
+          <w:ilvl w:val="0"/>
+          <w:numId w:val="23"/>
+        </w:numPr>
+        <w:jc w:val="left"/>
+        <w:rPr>
+          <w:rFonts w:ascii="BIZ UDPゴシック" w:eastAsia="BIZ UDPゴシック" w:hAnsi="BIZ UDPゴシック" w:cs="Segoe UI"/>
+          <w:b/>
+          <w:bCs/>
+          <w:kern w:val="36"/>
+          <w:szCs w:val="21"/>
+        </w:rPr>
+      </w:pPr>
+      <w:r>
+        <w:rPr>
+          <w:rFonts w:ascii="BIZ UDPゴシック" w:eastAsia="BIZ UDPゴシック" w:hAnsi="BIZ UDPゴシック" w:cs="Segoe UI" w:hint="eastAsia"/>
+          <w:b/>
+          <w:bCs/>
+          <w:kern w:val="36"/>
+          <w:szCs w:val="21"/>
+        </w:rPr>
+        <w:t>SESSION 2: AI for publicationに向けた研究開発の動向</w:t>
+      </w:r>
+    </w:p>
+    <w:p>
+      <w:pPr>
+        <w:rPr>
+          <w:rFonts w:ascii="BIZ UDPゴシック" w:eastAsia="BIZ UDPゴシック" w:hAnsi="BIZ UDPゴシック" w:cs="Segoe UI" w:hint="eastAsia"/>
+          <w:b/>
+          <w:bCs/>
+          <w:kern w:val="36"/>
+          <w:szCs w:val="21"/>
+        </w:rPr>
+      </w:pPr>
+    </w:p>
+    <w:p>
+      <w:pPr>
+        <w:rPr>
+          <w:rFonts w:ascii="BIZ UDPゴシック" w:eastAsia="BIZ UDPゴシック" w:hAnsi="BIZ UDPゴシック" w:cs="Segoe UI"/>
+          <w:b/>
+          <w:bCs/>
+          <w:kern w:val="36"/>
+          <w:szCs w:val="21"/>
+        </w:rPr>
+      </w:pPr>
+      <w:r>
+        <w:rPr>
+          <w:rFonts w:ascii="BIZ UDPゴシック" w:eastAsia="BIZ UDPゴシック" w:hAnsi="BIZ UDPゴシック" w:cs="Segoe UI" w:hint="eastAsia"/>
+          <w:b/>
+          <w:bCs/>
+          <w:kern w:val="36"/>
+          <w:szCs w:val="21"/>
+        </w:rPr>
+        <w:t xml:space="preserve">１）　</w:t>
+      </w:r>
+      <w:r>
+        <w:rPr>
+          <w:rFonts w:ascii="BIZ UDPゴシック" w:eastAsia="BIZ UDPゴシック" w:hAnsi="BIZ UDPゴシック" w:cs="Segoe UI" w:hint="eastAsia"/>
+          <w:b/>
+          <w:bCs/>
+          <w:kern w:val="36"/>
+          <w:szCs w:val="21"/>
+        </w:rPr>
+        <w:t>「</w:t>
+      </w:r>
+      <w:r>
+        <w:rPr>
+          <w:rFonts w:ascii="BIZ UDPゴシック" w:eastAsia="BIZ UDPゴシック" w:hAnsi="BIZ UDPゴシック" w:cs="Segoe UI" w:hint="eastAsia"/>
+          <w:b/>
+          <w:bCs/>
+          <w:kern w:val="36"/>
+          <w:szCs w:val="21"/>
+        </w:rPr>
+        <w:t>AI for Scienceが研究の「出口」をどう変えるか</w:t>
+      </w:r>
+      <w:r>
+        <w:rPr>
+          <w:rFonts w:ascii="BIZ UDPゴシック" w:eastAsia="BIZ UDPゴシック" w:hAnsi="BIZ UDPゴシック" w:cs="Segoe UI" w:hint="eastAsia"/>
+          <w:b/>
+          <w:bCs/>
+          <w:kern w:val="36"/>
+          <w:szCs w:val="21"/>
+        </w:rPr>
+        <w:t>」</w:t>
+      </w:r>
+      <w:r>
+        <w:rPr>
+          <w:rFonts w:ascii="BIZ UDPゴシック" w:eastAsia="BIZ UDPゴシック" w:hAnsi="BIZ UDPゴシック" w:cs="Segoe UI" w:hint="eastAsia"/>
+          <w:b/>
+          <w:bCs/>
+          <w:kern w:val="36"/>
+          <w:szCs w:val="21"/>
+        </w:rPr>
+        <w:t>（</w:t>
+      </w:r>
+      <w:r>
+        <w:rPr>
+          <w:rFonts w:ascii="BIZ UDPゴシック" w:eastAsia="BIZ UDPゴシック" w:hAnsi="BIZ UDPゴシック" w:cs="Segoe UI"/>
+          <w:b/>
+          <w:bCs/>
+          <w:kern w:val="36"/>
+          <w:szCs w:val="21"/>
+        </w:rPr>
+        <w:t>尾崎 徹</w:t>
+      </w:r>
+      <w:r>
+        <w:rPr>
+          <w:rFonts w:ascii="BIZ UDPゴシック" w:eastAsia="BIZ UDPゴシック" w:hAnsi="BIZ UDPゴシック" w:cs="Segoe UI" w:hint="eastAsia"/>
+          <w:b/>
+          <w:bCs/>
+          <w:kern w:val="36"/>
+          <w:szCs w:val="21"/>
+        </w:rPr>
+        <w:t xml:space="preserve">　氏）</w:t>
+      </w:r>
+    </w:p>
+    <w:p>
+      <w:pPr>
+        <w:rPr>
+          <w:rFonts w:ascii="BIZ UDPゴシック" w:eastAsia="BIZ UDPゴシック" w:hAnsi="BIZ UDPゴシック" w:cs="Segoe UI"/>
+          <w:b/>
+          <w:bCs/>
+          <w:kern w:val="36"/>
+          <w:szCs w:val="21"/>
+        </w:rPr>
+      </w:pPr>
+      <w:r>
+        <w:rPr>
+          <w:rFonts w:ascii="BIZ UDPゴシック" w:eastAsia="BIZ UDPゴシック" w:hAnsi="BIZ UDPゴシック" w:cs="Segoe UI"/>
+          <w:b/>
+          <w:bCs/>
+          <w:kern w:val="36"/>
+          <w:szCs w:val="21"/>
+        </w:rPr>
+        <w:t>- AI for Scienceを「深層学習の科学応用」「実験自動化」「基盤モデル」の合流として整理。</w:t>
+      </w:r>
+    </w:p>
+    <w:p>
+      <w:pPr>
+        <w:rPr>
+          <w:rFonts w:ascii="BIZ UDPゴシック" w:eastAsia="BIZ UDPゴシック" w:hAnsi="BIZ UDPゴシック" w:cs="Segoe UI"/>
+          <w:b/>
+          <w:bCs/>
+          <w:kern w:val="36"/>
+          <w:szCs w:val="21"/>
+        </w:rPr>
+      </w:pPr>
+      <w:r>
+        <w:rPr>
+          <w:rFonts w:ascii="BIZ UDPゴシック" w:eastAsia="BIZ UDPゴシック" w:hAnsi="BIZ UDPゴシック" w:cs="Segoe UI"/>
+          <w:b/>
+          <w:bCs/>
+          <w:kern w:val="36"/>
+          <w:szCs w:val="21"/>
+        </w:rPr>
+        <w:t>- 研究サイクル（計画・実行・解釈・執筆）全体でAI導入が進むとし、特に査読・編集業務の自動化余地を指摘。</w:t>
+      </w:r>
+    </w:p>
+    <w:p>
+      <w:pPr>
+        <w:rPr>
+          <w:rFonts w:ascii="BIZ UDPゴシック" w:eastAsia="BIZ UDPゴシック" w:hAnsi="BIZ UDPゴシック" w:cs="Segoe UI"/>
+          <w:b/>
+          <w:bCs/>
+          <w:kern w:val="36"/>
+          <w:szCs w:val="21"/>
+        </w:rPr>
+      </w:pPr>
+      <w:r>
+        <w:rPr>
+          <w:rFonts w:ascii="BIZ UDPゴシック" w:eastAsia="BIZ UDPゴシック" w:hAnsi="BIZ UDPゴシック" w:cs="Segoe UI"/>
+          <w:b/>
+          <w:bCs/>
+          <w:kern w:val="36"/>
+          <w:szCs w:val="21"/>
+        </w:rPr>
+        <w:t>- 高品質投稿の増加に備え、ジャーナル側の処理能力拡張（自動スクリーニング・支援エージェント）を提案。</w:t>
+      </w:r>
+    </w:p>
+    <w:p>
+      <w:pPr>
+        <w:rPr>
+          <w:rFonts w:ascii="BIZ UDPゴシック" w:eastAsia="BIZ UDPゴシック" w:hAnsi="BIZ UDPゴシック" w:cs="Segoe UI"/>
+          <w:b/>
+          <w:bCs/>
+          <w:kern w:val="36"/>
+          <w:szCs w:val="21"/>
+        </w:rPr>
+      </w:pPr>
+    </w:p>
+    <w:p>
+      <w:pPr>
+        <w:rPr>
+          <w:rFonts w:ascii="BIZ UDPゴシック" w:eastAsia="BIZ UDPゴシック" w:hAnsi="BIZ UDPゴシック" w:cs="Segoe UI"/>
+          <w:b/>
+          <w:bCs/>
+          <w:kern w:val="36"/>
+          <w:szCs w:val="21"/>
+        </w:rPr>
+      </w:pPr>
+      <w:r>
+        <w:rPr>
+          <w:rFonts w:ascii="BIZ UDPゴシック" w:eastAsia="BIZ UDPゴシック" w:hAnsi="BIZ UDPゴシック" w:cs="Segoe UI" w:hint="eastAsia"/>
+          <w:b/>
+          <w:bCs/>
+          <w:kern w:val="36"/>
+          <w:szCs w:val="21"/>
+        </w:rPr>
+        <w:t xml:space="preserve">２）　</w:t>
+      </w:r>
+      <w:r>
+        <w:rPr>
+          <w:rFonts w:ascii="BIZ UDPゴシック" w:eastAsia="BIZ UDPゴシック" w:hAnsi="BIZ UDPゴシック" w:cs="Segoe UI" w:hint="eastAsia"/>
+          <w:b/>
+          <w:bCs/>
+          <w:kern w:val="36"/>
+          <w:szCs w:val="21"/>
+        </w:rPr>
+        <w:t>「AI Agentの現状と方向性」</w:t>
+      </w:r>
+      <w:r>
+        <w:rPr>
+          <w:rFonts w:ascii="BIZ UDPゴシック" w:eastAsia="BIZ UDPゴシック" w:hAnsi="BIZ UDPゴシック" w:cs="Segoe UI" w:hint="eastAsia"/>
+          <w:b/>
+          <w:bCs/>
+          <w:kern w:val="36"/>
+          <w:szCs w:val="21"/>
+        </w:rPr>
+        <w:t>（</w:t>
+      </w:r>
+      <w:r>
+        <w:rPr>
+          <w:rFonts w:ascii="BIZ UDPゴシック" w:eastAsia="BIZ UDPゴシック" w:hAnsi="BIZ UDPゴシック" w:cs="Segoe UI"/>
+          <w:b/>
+          <w:bCs/>
+          <w:kern w:val="36"/>
+          <w:szCs w:val="21"/>
+        </w:rPr>
+        <w:t>山田 涼太</w:t>
+      </w:r>
+      <w:r>
+        <w:rPr>
+          <w:rFonts w:ascii="BIZ UDPゴシック" w:eastAsia="BIZ UDPゴシック" w:hAnsi="BIZ UDPゴシック" w:cs="Segoe UI" w:hint="eastAsia"/>
+          <w:b/>
+          <w:bCs/>
+          <w:kern w:val="36"/>
+          <w:szCs w:val="21"/>
+        </w:rPr>
+        <w:t xml:space="preserve">　氏）</w:t>
+      </w:r>
+    </w:p>
+    <w:p>
+      <w:pPr>
+        <w:rPr>
+          <w:rFonts w:ascii="BIZ UDPゴシック" w:eastAsia="BIZ UDPゴシック" w:hAnsi="BIZ UDPゴシック" w:cs="Segoe UI"/>
+          <w:b/>
+          <w:bCs/>
+          <w:kern w:val="36"/>
+          <w:szCs w:val="21"/>
+        </w:rPr>
+      </w:pPr>
+      <w:r>
+        <w:rPr>
+          <w:rFonts w:ascii="BIZ UDPゴシック" w:eastAsia="BIZ UDPゴシック" w:hAnsi="BIZ UDPゴシック" w:cs="Segoe UI"/>
+          <w:b/>
+          <w:bCs/>
+          <w:kern w:val="36"/>
+          <w:szCs w:val="21"/>
+        </w:rPr>
+        <w:t>- AIエージェントの実運用例として、コード生成・クラウド操作・Web運用の高い実行能力を提示。</w:t>
+      </w:r>
+    </w:p>
+    <w:p>
+      <w:pPr>
+        <w:rPr>
+          <w:rFonts w:ascii="BIZ UDPゴシック" w:eastAsia="BIZ UDPゴシック" w:hAnsi="BIZ UDPゴシック" w:cs="Segoe UI"/>
+          <w:b/>
+          <w:bCs/>
+          <w:kern w:val="36"/>
+          <w:szCs w:val="21"/>
+        </w:rPr>
+      </w:pPr>
+      <w:r>
+        <w:rPr>
+          <w:rFonts w:ascii="BIZ UDPゴシック" w:eastAsia="BIZ UDPゴシック" w:hAnsi="BIZ UDPゴシック" w:cs="Segoe UI"/>
+          <w:b/>
+          <w:bCs/>
+          <w:kern w:val="36"/>
+          <w:szCs w:val="21"/>
+        </w:rPr>
+        <w:t>- 査読AI実装には、評価基準の明文化・過去判定データ整備（採否を含む学習可能データ）が前提と指摘。</w:t>
+      </w:r>
+    </w:p>
+    <w:p>
+      <w:pPr>
+        <w:rPr>
+          <w:rFonts w:ascii="BIZ UDPゴシック" w:eastAsia="BIZ UDPゴシック" w:hAnsi="BIZ UDPゴシック" w:cs="Segoe UI"/>
+          <w:b/>
+          <w:bCs/>
+          <w:kern w:val="36"/>
+          <w:szCs w:val="21"/>
+        </w:rPr>
+      </w:pPr>
+      <w:r>
+        <w:rPr>
+          <w:rFonts w:ascii="BIZ UDPゴシック" w:eastAsia="BIZ UDPゴシック" w:hAnsi="BIZ UDPゴシック" w:cs="Segoe UI"/>
+          <w:b/>
+          <w:bCs/>
+          <w:kern w:val="36"/>
+          <w:szCs w:val="21"/>
+        </w:rPr>
+        <w:t>- 防御側（査読）と攻撃側（不正生成）のいたちごっこを前提に、静的ルールより継続更新型運用を重視。</w:t>
+      </w:r>
+    </w:p>
+    <w:p>
+      <w:pPr>
+        <w:rPr>
+          <w:rFonts w:ascii="BIZ UDPゴシック" w:eastAsia="BIZ UDPゴシック" w:hAnsi="BIZ UDPゴシック" w:cs="Segoe UI"/>
+          <w:b/>
+          <w:bCs/>
+          <w:kern w:val="36"/>
+          <w:szCs w:val="21"/>
+        </w:rPr>
+      </w:pPr>
+    </w:p>
+    <w:p>
+      <w:pPr>
+        <w:rPr>
+          <w:rFonts w:ascii="BIZ UDPゴシック" w:eastAsia="BIZ UDPゴシック" w:hAnsi="BIZ UDPゴシック" w:cs="Segoe UI"/>
+          <w:b/>
+          <w:bCs/>
+          <w:kern w:val="36"/>
+          <w:szCs w:val="21"/>
+        </w:rPr>
+      </w:pPr>
+      <w:r>
+        <w:rPr>
+          <w:rFonts w:ascii="BIZ UDPゴシック" w:eastAsia="BIZ UDPゴシック" w:hAnsi="BIZ UDPゴシック" w:cs="Segoe UI" w:hint="eastAsia"/>
+          <w:b/>
+          <w:bCs/>
+          <w:kern w:val="36"/>
+          <w:szCs w:val="21"/>
+        </w:rPr>
+        <w:t xml:space="preserve">３）　</w:t>
+      </w:r>
+      <w:r>
+        <w:rPr>
+          <w:rFonts w:ascii="BIZ UDPゴシック" w:eastAsia="BIZ UDPゴシック" w:hAnsi="BIZ UDPゴシック" w:cs="Segoe UI" w:hint="eastAsia"/>
+          <w:b/>
+          <w:bCs/>
+          <w:kern w:val="36"/>
+          <w:szCs w:val="21"/>
+        </w:rPr>
+        <w:t>「AIに研究のすべてを託すとき：Agents4Science会議のその先へ」</w:t>
+      </w:r>
+      <w:r>
+        <w:rPr>
+          <w:rFonts w:ascii="BIZ UDPゴシック" w:eastAsia="BIZ UDPゴシック" w:hAnsi="BIZ UDPゴシック" w:cs="Segoe UI" w:hint="eastAsia"/>
+          <w:b/>
+          <w:bCs/>
+          <w:kern w:val="36"/>
+          <w:szCs w:val="21"/>
+        </w:rPr>
+        <w:t>（</w:t>
+      </w:r>
+      <w:r>
+        <w:rPr>
+          <w:rFonts w:ascii="BIZ UDPゴシック" w:eastAsia="BIZ UDPゴシック" w:hAnsi="BIZ UDPゴシック" w:cs="Segoe UI"/>
+          <w:b/>
+          <w:bCs/>
+          <w:kern w:val="36"/>
+          <w:szCs w:val="21"/>
+        </w:rPr>
+        <w:t>西 羽美</w:t>
+      </w:r>
+      <w:r>
+        <w:rPr>
+          <w:rFonts w:ascii="BIZ UDPゴシック" w:eastAsia="BIZ UDPゴシック" w:hAnsi="BIZ UDPゴシック" w:cs="Segoe UI" w:hint="eastAsia"/>
+          <w:b/>
+          <w:bCs/>
+          <w:kern w:val="36"/>
+          <w:szCs w:val="21"/>
+        </w:rPr>
+        <w:t xml:space="preserve">　氏）</w:t>
+      </w:r>
+    </w:p>
+    <w:p>
+      <w:pPr>
+        <w:rPr>
+          <w:rFonts w:ascii="BIZ UDPゴシック" w:eastAsia="BIZ UDPゴシック" w:hAnsi="BIZ UDPゴシック" w:cs="Segoe UI"/>
+          <w:b/>
+          <w:bCs/>
+          <w:kern w:val="36"/>
+          <w:szCs w:val="21"/>
+        </w:rPr>
+      </w:pPr>
+      <w:r>
+        <w:rPr>
+          <w:rFonts w:ascii="BIZ UDPゴシック" w:eastAsia="BIZ UDPゴシック" w:hAnsi="BIZ UDPゴシック" w:cs="Segoe UI"/>
+          <w:b/>
+          <w:bCs/>
+          <w:kern w:val="36"/>
+          <w:szCs w:val="21"/>
+        </w:rPr>
+        <w:t>- AI査読の実体験から、短期間で査読側・執筆側が同時進化する現状を報告。</w:t>
+      </w:r>
+    </w:p>
+    <w:p>
+      <w:pPr>
+        <w:rPr>
+          <w:rFonts w:ascii="BIZ UDPゴシック" w:eastAsia="BIZ UDPゴシック" w:hAnsi="BIZ UDPゴシック" w:cs="Segoe UI"/>
+          <w:b/>
+          <w:bCs/>
+          <w:kern w:val="36"/>
+          <w:szCs w:val="21"/>
+        </w:rPr>
+      </w:pPr>
+      <w:r>
+        <w:rPr>
+          <w:rFonts w:ascii="BIZ UDPゴシック" w:eastAsia="BIZ UDPゴシック" w:hAnsi="BIZ UDPゴシック" w:cs="Segoe UI"/>
+          <w:b/>
+          <w:bCs/>
+          <w:kern w:val="36"/>
+          <w:szCs w:val="21"/>
+        </w:rPr>
+        <w:t>- 再現実験・再実装を伴う検証型査読の可能性を示す一方、領域差・コスト差を踏まえた設計</w:t>
+      </w:r>
+      <w:r>
+        <w:rPr>
+          <w:rFonts w:ascii="BIZ UDPゴシック" w:eastAsia="BIZ UDPゴシック" w:hAnsi="BIZ UDPゴシック" w:cs="Segoe UI"/>
+          <w:b/>
+          <w:bCs/>
+          <w:kern w:val="36"/>
+          <w:szCs w:val="21"/>
+        </w:rPr>
+        <w:lastRenderedPageBreak/>
+        <w:t>が必要と示唆。</w:t>
+      </w:r>
+    </w:p>
+    <w:p>
+      <w:pPr>
+        <w:rPr>
+          <w:rFonts w:ascii="BIZ UDPゴシック" w:eastAsia="BIZ UDPゴシック" w:hAnsi="BIZ UDPゴシック" w:cs="Segoe UI"/>
+          <w:b/>
+          <w:bCs/>
+          <w:kern w:val="36"/>
+          <w:szCs w:val="21"/>
+        </w:rPr>
+      </w:pPr>
+      <w:r>
+        <w:rPr>
+          <w:rFonts w:ascii="BIZ UDPゴシック" w:eastAsia="BIZ UDPゴシック" w:hAnsi="BIZ UDPゴシック" w:cs="Segoe UI"/>
+          <w:b/>
+          <w:bCs/>
+          <w:kern w:val="36"/>
+          <w:szCs w:val="21"/>
+        </w:rPr>
+        <w:t>- モデル同質化（書く側／査読側の基盤が近い）による構造的課題を提起。</w:t>
+      </w:r>
+    </w:p>
+    <w:p>
+      <w:pPr>
+        <w:rPr>
+          <w:rFonts w:ascii="BIZ UDPゴシック" w:eastAsia="BIZ UDPゴシック" w:hAnsi="BIZ UDPゴシック" w:cs="Segoe UI"/>
+          <w:b/>
+          <w:bCs/>
+          <w:kern w:val="36"/>
+          <w:szCs w:val="21"/>
+        </w:rPr>
+      </w:pPr>
+    </w:p>
+    <w:p>
+      <w:pPr>
+        <w:pStyle w:val="a9"/>
+        <w:numPr>
+          <w:ilvl w:val="0"/>
+          <w:numId w:val="23"/>
+        </w:numPr>
+        <w:rPr>
+          <w:rFonts w:ascii="BIZ UDPゴシック" w:eastAsia="BIZ UDPゴシック" w:hAnsi="BIZ UDPゴシック" w:cs="Segoe UI" w:hint="eastAsia"/>
+          <w:b/>
+          <w:bCs/>
+          <w:kern w:val="36"/>
+          <w:szCs w:val="21"/>
+        </w:rPr>
+      </w:pPr>
+      <w:r>
+        <w:rPr>
+          <w:rFonts w:ascii="BIZ UDPゴシック" w:eastAsia="BIZ UDPゴシック" w:hAnsi="BIZ UDPゴシック" w:cs="Segoe UI" w:hint="eastAsia"/>
+          <w:b/>
+          <w:bCs/>
+          <w:kern w:val="36"/>
+          <w:szCs w:val="21"/>
+        </w:rPr>
+        <w:t>SESSION 3: パネルディスカッション</w:t>
+      </w:r>
+      <w:r>
+        <w:rPr>
+          <w:rFonts w:ascii="BIZ UDPゴシック" w:eastAsia="BIZ UDPゴシック" w:hAnsi="BIZ UDPゴシック" w:cs="Segoe UI" w:hint="eastAsia"/>
+          <w:b/>
+          <w:bCs/>
+          <w:kern w:val="36"/>
+          <w:szCs w:val="21"/>
+        </w:rPr>
+        <w:t xml:space="preserve"> モダレーター（</w:t>
+      </w:r>
+      <w:r>
+        <w:rPr>
+          <w:rFonts w:ascii="BIZ UDPゴシック" w:eastAsia="BIZ UDPゴシック" w:hAnsi="BIZ UDPゴシック" w:cs="Segoe UI"/>
+          <w:b/>
+          <w:bCs/>
+          <w:kern w:val="36"/>
+          <w:szCs w:val="21"/>
+        </w:rPr>
+        <w:t>冨樫 祐一</w:t>
+      </w:r>
+      <w:r>
+        <w:rPr>
+          <w:rFonts w:ascii="BIZ UDPゴシック" w:eastAsia="BIZ UDPゴシック" w:hAnsi="BIZ UDPゴシック" w:cs="Segoe UI" w:hint="eastAsia"/>
+          <w:b/>
+          <w:bCs/>
+          <w:kern w:val="36"/>
+          <w:szCs w:val="21"/>
+        </w:rPr>
+        <w:t xml:space="preserve">　氏）</w:t>
+      </w:r>
+    </w:p>
+    <w:p>
+      <w:pPr>
+        <w:rPr>
+          <w:rFonts w:ascii="BIZ UDPゴシック" w:eastAsia="BIZ UDPゴシック" w:hAnsi="BIZ UDPゴシック" w:cs="Segoe UI"/>
+          <w:b/>
+          <w:bCs/>
+          <w:kern w:val="36"/>
+          <w:szCs w:val="21"/>
+        </w:rPr>
+      </w:pPr>
+    </w:p>
+    <w:p>
+      <w:pPr>
+        <w:rPr>
+          <w:rFonts w:ascii="BIZ UDPゴシック" w:eastAsia="BIZ UDPゴシック" w:hAnsi="BIZ UDPゴシック" w:cs="Segoe UI"/>
+          <w:b/>
+          <w:bCs/>
+          <w:kern w:val="36"/>
+          <w:szCs w:val="21"/>
+        </w:rPr>
+      </w:pPr>
+      <w:r>
+        <w:rPr>
+          <w:rFonts w:ascii="BIZ UDPゴシック" w:eastAsia="BIZ UDPゴシック" w:hAnsi="BIZ UDPゴシック" w:cs="Segoe UI"/>
+          <w:b/>
+          <w:bCs/>
+          <w:kern w:val="36"/>
+          <w:szCs w:val="21"/>
+        </w:rPr>
+        <w:t>- パネル討論のモデレーターとして、議論を「出版工程」「査読品質」「研究実装」「人材育成」へ段階的に展開。</w:t>
+      </w:r>
+    </w:p>
+    <w:p>
+      <w:pPr>
+        <w:rPr>
+          <w:rFonts w:ascii="BIZ UDPゴシック" w:eastAsia="BIZ UDPゴシック" w:hAnsi="BIZ UDPゴシック" w:cs="Segoe UI"/>
+          <w:b/>
+          <w:bCs/>
+          <w:kern w:val="36"/>
+          <w:szCs w:val="21"/>
+        </w:rPr>
+      </w:pPr>
+      <w:r>
+        <w:rPr>
+          <w:rFonts w:ascii="BIZ UDPゴシック" w:eastAsia="BIZ UDPゴシック" w:hAnsi="BIZ UDPゴシック" w:cs="Segoe UI"/>
+          <w:b/>
+          <w:bCs/>
+          <w:kern w:val="36"/>
+          <w:szCs w:val="21"/>
+        </w:rPr>
+        <w:t>- 登壇者間の見解差を橋渡ししながら、実装可能性と制度課題の双方を抽出。</w:t>
+      </w:r>
+    </w:p>
+    <w:p>
+      <w:pPr>
+        <w:rPr>
+          <w:rFonts w:ascii="BIZ UDPゴシック" w:eastAsia="BIZ UDPゴシック" w:hAnsi="BIZ UDPゴシック" w:cs="Segoe UI" w:hint="eastAsia"/>
+          <w:b/>
+          <w:bCs/>
+          <w:kern w:val="36"/>
+          <w:szCs w:val="21"/>
+        </w:rPr>
+      </w:pPr>
+    </w:p>
+    <w:p>
+      <w:pPr>
+        <w:rPr>
+          <w:rFonts w:ascii="BIZ UDPゴシック" w:eastAsia="BIZ UDPゴシック" w:hAnsi="BIZ UDPゴシック" w:cs="Segoe UI"/>
+          <w:b/>
+          <w:bCs/>
+          <w:kern w:val="36"/>
+          <w:szCs w:val="21"/>
+        </w:rPr>
+      </w:pPr>
+      <w:r>
+        <w:rPr>
+          <w:rFonts w:ascii="BIZ UDPゴシック" w:eastAsia="BIZ UDPゴシック" w:hAnsi="BIZ UDPゴシック" w:cs="Segoe UI" w:hint="eastAsia"/>
+          <w:b/>
+          <w:bCs/>
+          <w:kern w:val="36"/>
+          <w:szCs w:val="21"/>
+        </w:rPr>
+        <w:t>パネリスト：</w:t>
+      </w:r>
+      <w:r>
+        <w:rPr>
+          <w:rFonts w:ascii="BIZ UDPゴシック" w:eastAsia="BIZ UDPゴシック" w:hAnsi="BIZ UDPゴシック" w:cs="Segoe UI"/>
+          <w:b/>
+          <w:bCs/>
+          <w:kern w:val="36"/>
+          <w:szCs w:val="21"/>
+        </w:rPr>
+        <w:t xml:space="preserve"> 植村 匡</w:t>
+      </w:r>
+      <w:r>
+        <w:rPr>
+          <w:rFonts w:ascii="BIZ UDPゴシック" w:eastAsia="BIZ UDPゴシック" w:hAnsi="BIZ UDPゴシック" w:cs="Segoe UI" w:hint="eastAsia"/>
+          <w:b/>
+          <w:bCs/>
+          <w:kern w:val="36"/>
+          <w:szCs w:val="21"/>
+        </w:rPr>
+        <w:t xml:space="preserve">　氏</w:t>
+      </w:r>
+    </w:p>
+    <w:p>
+      <w:pPr>
+        <w:rPr>
+          <w:rFonts w:ascii="BIZ UDPゴシック" w:eastAsia="BIZ UDPゴシック" w:hAnsi="BIZ UDPゴシック" w:cs="Segoe UI"/>
+          <w:b/>
+          <w:bCs/>
+          <w:kern w:val="36"/>
+          <w:szCs w:val="21"/>
+        </w:rPr>
+      </w:pPr>
+      <w:r>
+        <w:rPr>
+          <w:rFonts w:ascii="BIZ UDPゴシック" w:eastAsia="BIZ UDPゴシック" w:hAnsi="BIZ UDPゴシック" w:cs="Segoe UI"/>
+          <w:b/>
+          <w:bCs/>
+          <w:kern w:val="36"/>
+          <w:szCs w:val="21"/>
+        </w:rPr>
+        <w:t>- 出版社ポリシー・学会運用・現場実務の三層が同時に制約になると整理。</w:t>
+      </w:r>
+    </w:p>
+    <w:p>
+      <w:pPr>
+        <w:rPr>
+          <w:rFonts w:ascii="BIZ UDPゴシック" w:eastAsia="BIZ UDPゴシック" w:hAnsi="BIZ UDPゴシック" w:cs="Segoe UI"/>
+          <w:b/>
+          <w:bCs/>
+          <w:kern w:val="36"/>
+          <w:szCs w:val="21"/>
+        </w:rPr>
+      </w:pPr>
+      <w:r>
+        <w:rPr>
+          <w:rFonts w:ascii="BIZ UDPゴシック" w:eastAsia="BIZ UDPゴシック" w:hAnsi="BIZ UDPゴシック" w:cs="Segoe UI"/>
+          <w:b/>
+          <w:bCs/>
+          <w:kern w:val="36"/>
+          <w:szCs w:val="21"/>
+        </w:rPr>
+        <w:t>- AI導入は理想論だけでは進まず、体制・人材・費用を伴う実装設計が必須と指摘。</w:t>
+      </w:r>
+    </w:p>
+    <w:p>
+      <w:pPr>
+        <w:rPr>
+          <w:rFonts w:ascii="BIZ UDPゴシック" w:eastAsia="BIZ UDPゴシック" w:hAnsi="BIZ UDPゴシック" w:cs="Segoe UI"/>
+          <w:b/>
+          <w:bCs/>
+          <w:kern w:val="36"/>
+          <w:szCs w:val="21"/>
+        </w:rPr>
+      </w:pPr>
+    </w:p>
+    <w:p>
+      <w:pPr>
+        <w:rPr>
+          <w:rFonts w:ascii="BIZ UDPゴシック" w:eastAsia="BIZ UDPゴシック" w:hAnsi="BIZ UDPゴシック" w:cs="Segoe UI"/>
+          <w:b/>
+          <w:bCs/>
+          <w:kern w:val="36"/>
+          <w:szCs w:val="21"/>
+        </w:rPr>
+      </w:pPr>
+      <w:r>
+        <w:rPr>
+          <w:rFonts w:ascii="BIZ UDPゴシック" w:eastAsia="BIZ UDPゴシック" w:hAnsi="BIZ UDPゴシック" w:cs="Segoe UI" w:hint="eastAsia"/>
+          <w:b/>
+          <w:bCs/>
+          <w:kern w:val="36"/>
+          <w:szCs w:val="21"/>
+        </w:rPr>
+        <w:t>質問者</w:t>
+      </w:r>
+      <w:r>
+        <w:rPr>
+          <w:rFonts w:ascii="BIZ UDPゴシック" w:eastAsia="BIZ UDPゴシック" w:hAnsi="BIZ UDPゴシック" w:cs="Segoe UI" w:hint="eastAsia"/>
+          <w:b/>
+          <w:bCs/>
+          <w:kern w:val="36"/>
+          <w:szCs w:val="21"/>
+        </w:rPr>
+        <w:t>：</w:t>
+      </w:r>
+      <w:r>
+        <w:rPr>
+          <w:rFonts w:ascii="BIZ UDPゴシック" w:eastAsia="BIZ UDPゴシック" w:hAnsi="BIZ UDPゴシック" w:cs="Segoe UI"/>
+          <w:b/>
+          <w:bCs/>
+          <w:kern w:val="36"/>
+          <w:szCs w:val="21"/>
+        </w:rPr>
+        <w:t>上村</w:t>
+      </w:r>
+      <w:r>
+        <w:rPr>
+          <w:rFonts w:ascii="BIZ UDPゴシック" w:eastAsia="BIZ UDPゴシック" w:hAnsi="BIZ UDPゴシック" w:cs="Segoe UI" w:hint="eastAsia"/>
+          <w:b/>
+          <w:bCs/>
+          <w:kern w:val="36"/>
+          <w:szCs w:val="21"/>
+        </w:rPr>
+        <w:t xml:space="preserve">　氏</w:t>
+      </w:r>
+      <w:r>
+        <w:rPr>
+          <w:rFonts w:ascii="BIZ UDPゴシック" w:eastAsia="BIZ UDPゴシック" w:hAnsi="BIZ UDPゴシック" w:cs="Segoe UI"/>
+          <w:b/>
+          <w:bCs/>
+          <w:kern w:val="36"/>
+          <w:szCs w:val="21"/>
+        </w:rPr>
+        <w:t>（フロア）</w:t>
+      </w:r>
+    </w:p>
+    <w:p>
+      <w:pPr>
+        <w:rPr>
+          <w:rFonts w:ascii="BIZ UDPゴシック" w:eastAsia="BIZ UDPゴシック" w:hAnsi="BIZ UDPゴシック" w:cs="Segoe UI"/>
+          <w:b/>
+          <w:bCs/>
+          <w:kern w:val="36"/>
+          <w:szCs w:val="21"/>
+        </w:rPr>
+      </w:pPr>
+      <w:r>
+        <w:rPr>
+          <w:rFonts w:ascii="BIZ UDPゴシック" w:eastAsia="BIZ UDPゴシック" w:hAnsi="BIZ UDPゴシック" w:cs="Segoe UI"/>
+          <w:b/>
+          <w:bCs/>
+          <w:kern w:val="36"/>
+          <w:szCs w:val="21"/>
+        </w:rPr>
+        <w:t>- 研究の新規性判断、先行研究比較、評価公平性（人事・査読）におけるAI活用の限界と可能性を問いとして提示。</w:t>
+      </w:r>
+    </w:p>
+    <w:p>
+      <w:pPr>
+        <w:rPr>
+          <w:rFonts w:ascii="BIZ UDPゴシック" w:eastAsia="BIZ UDPゴシック" w:hAnsi="BIZ UDPゴシック" w:cs="Segoe UI"/>
+          <w:b/>
+          <w:bCs/>
+          <w:kern w:val="36"/>
+          <w:szCs w:val="21"/>
+        </w:rPr>
+      </w:pPr>
+    </w:p>
+    <w:p>
+      <w:pPr>
+        <w:rPr>
+          <w:rFonts w:ascii="BIZ UDPゴシック" w:eastAsia="BIZ UDPゴシック" w:hAnsi="BIZ UDPゴシック" w:cs="Segoe UI"/>
+          <w:b/>
+          <w:bCs/>
+          <w:kern w:val="36"/>
+          <w:szCs w:val="21"/>
+        </w:rPr>
+      </w:pPr>
+      <w:r>
+        <w:rPr>
+          <w:rFonts w:ascii="BIZ UDPゴシック" w:eastAsia="BIZ UDPゴシック" w:hAnsi="BIZ UDPゴシック" w:cs="Segoe UI" w:hint="eastAsia"/>
+          <w:b/>
+          <w:bCs/>
+          <w:kern w:val="36"/>
+          <w:szCs w:val="21"/>
+        </w:rPr>
+        <w:t>パネルディスカッションの全体要旨：</w:t>
+      </w:r>
+    </w:p>
+    <w:p>
+      <w:pPr>
+        <w:rPr>
+          <w:rFonts w:ascii="BIZ UDPゴシック" w:eastAsia="BIZ UDPゴシック" w:hAnsi="BIZ UDPゴシック" w:cs="Segoe UI"/>
+          <w:b/>
+          <w:bCs/>
+          <w:kern w:val="36"/>
+          <w:szCs w:val="21"/>
+        </w:rPr>
+      </w:pPr>
+      <w:r>
+        <w:rPr>
+          <w:rFonts w:ascii="BIZ UDPゴシック" w:eastAsia="BIZ UDPゴシック" w:hAnsi="BIZ UDPゴシック" w:cs="Segoe UI"/>
+          <w:b/>
+          <w:bCs/>
+          <w:kern w:val="36"/>
+          <w:szCs w:val="21"/>
+        </w:rPr>
+        <w:t>- 合意点は「AI活用の可否」ではなく「品質保証をどう設計するか」に移行していること。</w:t>
+      </w:r>
+    </w:p>
+    <w:p>
+      <w:pPr>
+        <w:rPr>
+          <w:rFonts w:ascii="BIZ UDPゴシック" w:eastAsia="BIZ UDPゴシック" w:hAnsi="BIZ UDPゴシック" w:cs="Segoe UI"/>
+          <w:b/>
+          <w:bCs/>
+          <w:kern w:val="36"/>
+          <w:szCs w:val="21"/>
+        </w:rPr>
+      </w:pPr>
+      <w:r>
+        <w:rPr>
+          <w:rFonts w:ascii="BIZ UDPゴシック" w:eastAsia="BIZ UDPゴシック" w:hAnsi="BIZ UDPゴシック" w:cs="Segoe UI"/>
+          <w:b/>
+          <w:bCs/>
+          <w:kern w:val="36"/>
+          <w:szCs w:val="21"/>
+        </w:rPr>
+        <w:t>- 中核課題は、機密性・著作権・責任所在・再現性・運用コスト。</w:t>
+      </w:r>
+    </w:p>
+    <w:p>
+      <w:pPr>
+        <w:rPr>
+          <w:rFonts w:ascii="BIZ UDPゴシック" w:eastAsia="BIZ UDPゴシック" w:hAnsi="BIZ UDPゴシック" w:cs="Segoe UI"/>
+          <w:b/>
+          <w:bCs/>
+          <w:kern w:val="36"/>
+          <w:szCs w:val="21"/>
+        </w:rPr>
+      </w:pPr>
+      <w:r>
+        <w:rPr>
+          <w:rFonts w:ascii="BIZ UDPゴシック" w:eastAsia="BIZ UDPゴシック" w:hAnsi="BIZ UDPゴシック" w:cs="Segoe UI"/>
+          <w:b/>
+          <w:bCs/>
+          <w:kern w:val="36"/>
+          <w:szCs w:val="21"/>
+        </w:rPr>
+        <w:t>- 実装方針としては、</w:t>
+      </w:r>
+    </w:p>
+    <w:p>
+      <w:pPr>
+        <w:rPr>
+          <w:rFonts w:ascii="BIZ UDPゴシック" w:eastAsia="BIZ UDPゴシック" w:hAnsi="BIZ UDPゴシック" w:cs="Segoe UI"/>
+          <w:b/>
+          <w:bCs/>
+          <w:kern w:val="36"/>
+          <w:szCs w:val="21"/>
+        </w:rPr>
+      </w:pPr>
+      <w:r>
+        <w:rPr>
+          <w:rFonts w:ascii="BIZ UDPゴシック" w:eastAsia="BIZ UDPゴシック" w:hAnsi="BIZ UDPゴシック" w:cs="Segoe UI"/>
+          <w:b/>
+          <w:bCs/>
+          <w:kern w:val="36"/>
+          <w:szCs w:val="21"/>
+        </w:rPr>
+        <w:t>  - 当面は人間中心運用にAI補助を段階導入、</w:t>
+      </w:r>
+    </w:p>
+    <w:p>
+      <w:pPr>
+        <w:rPr>
+          <w:rFonts w:ascii="BIZ UDPゴシック" w:eastAsia="BIZ UDPゴシック" w:hAnsi="BIZ UDPゴシック" w:cs="Segoe UI"/>
+          <w:b/>
+          <w:bCs/>
+          <w:kern w:val="36"/>
+          <w:szCs w:val="21"/>
+        </w:rPr>
+      </w:pPr>
+      <w:r>
+        <w:rPr>
+          <w:rFonts w:ascii="BIZ UDPゴシック" w:eastAsia="BIZ UDPゴシック" w:hAnsi="BIZ UDPゴシック" w:cs="Segoe UI"/>
+          <w:b/>
+          <w:bCs/>
+          <w:kern w:val="36"/>
+          <w:szCs w:val="21"/>
+        </w:rPr>
+        <w:t>  - ローカル/閉域を含む安全な運用基盤整備、</w:t>
+      </w:r>
+    </w:p>
+    <w:p>
+      <w:pPr>
+        <w:rPr>
+          <w:rFonts w:ascii="BIZ UDPゴシック" w:eastAsia="BIZ UDPゴシック" w:hAnsi="BIZ UDPゴシック" w:cs="Segoe UI"/>
+          <w:b/>
+          <w:bCs/>
+          <w:kern w:val="36"/>
+          <w:szCs w:val="21"/>
+        </w:rPr>
+      </w:pPr>
+      <w:r>
+        <w:rPr>
+          <w:rFonts w:ascii="BIZ UDPゴシック" w:eastAsia="BIZ UDPゴシック" w:hAnsi="BIZ UDPゴシック" w:cs="Segoe UI"/>
+          <w:b/>
+          <w:bCs/>
+          <w:kern w:val="36"/>
+          <w:szCs w:val="21"/>
+        </w:rPr>
+        <w:t>  - 学会横断でのデータ・運用ルール共有、</w:t>
+      </w:r>
+    </w:p>
+    <w:p>
+      <w:pPr>
+        <w:rPr>
+          <w:rFonts w:ascii="BIZ UDPゴシック" w:eastAsia="BIZ UDPゴシック" w:hAnsi="BIZ UDPゴシック" w:cs="Segoe UI"/>
+          <w:b/>
+          <w:bCs/>
+          <w:kern w:val="36"/>
+          <w:szCs w:val="21"/>
+        </w:rPr>
+      </w:pPr>
+      <w:r>
+        <w:rPr>
+          <w:rFonts w:ascii="BIZ UDPゴシック" w:eastAsia="BIZ UDPゴシック" w:hAnsi="BIZ UDPゴシック" w:cs="Segoe UI"/>
+          <w:b/>
+          <w:bCs/>
+          <w:kern w:val="36"/>
+          <w:szCs w:val="21"/>
+        </w:rPr>
+        <w:t>  - 再実装・再現ログを含む検証設計の標準化、</w:t>
+      </w:r>
+    </w:p>
+    <w:p>
+      <w:pPr>
+        <w:rPr>
+          <w:rFonts w:ascii="BIZ UDPゴシック" w:eastAsia="BIZ UDPゴシック" w:hAnsi="BIZ UDPゴシック" w:cs="Segoe UI"/>
+          <w:b/>
+          <w:bCs/>
+          <w:kern w:val="36"/>
+          <w:szCs w:val="21"/>
+        </w:rPr>
+      </w:pPr>
+      <w:r>
+        <w:rPr>
+          <w:rFonts w:ascii="BIZ UDPゴシック" w:eastAsia="BIZ UDPゴシック" w:hAnsi="BIZ UDPゴシック" w:cs="Segoe UI"/>
+          <w:b/>
+          <w:bCs/>
+          <w:kern w:val="36"/>
+          <w:szCs w:val="21"/>
+        </w:rPr>
+        <w:t>  が現実的との方向性が示された。</w:t>
+      </w:r>
+    </w:p>
+    <w:p>
+      <w:pPr>
+        <w:rPr>
+          <w:rFonts w:ascii="BIZ UDPゴシック" w:eastAsia="BIZ UDPゴシック" w:hAnsi="BIZ UDPゴシック" w:cs="Segoe UI"/>
+          <w:b/>
+          <w:bCs/>
+          <w:kern w:val="36"/>
+          <w:szCs w:val="21"/>
+        </w:rPr>
+      </w:pPr>
+    </w:p>
+    <w:p>
+      <w:pPr>
+        <w:rPr>
+          <w:rFonts w:ascii="BIZ UDPゴシック" w:eastAsia="BIZ UDPゴシック" w:hAnsi="BIZ UDPゴシック" w:cs="Segoe UI"/>
+          <w:b/>
+          <w:bCs/>
+          <w:kern w:val="36"/>
+          <w:szCs w:val="21"/>
+        </w:rPr>
+      </w:pPr>
+      <w:r>
+        <w:rPr>
+          <w:rFonts w:ascii="BIZ UDPゴシック" w:eastAsia="BIZ UDPゴシック" w:hAnsi="BIZ UDPゴシック" w:cs="Segoe UI" w:hint="eastAsia"/>
+          <w:b/>
+          <w:bCs/>
+          <w:kern w:val="36"/>
+          <w:szCs w:val="21"/>
+        </w:rPr>
+        <w:t>４</w:t>
+      </w:r>
+      <w:r>
+        <w:rPr>
+          <w:rFonts w:ascii="BIZ UDPゴシック" w:eastAsia="BIZ UDPゴシック" w:hAnsi="BIZ UDPゴシック" w:cs="Segoe UI" w:hint="eastAsia"/>
+          <w:b/>
+          <w:bCs/>
+          <w:kern w:val="36"/>
+          <w:szCs w:val="21"/>
+        </w:rPr>
+        <w:t>．JSTの課題</w:t>
+      </w:r>
+    </w:p>
+    <w:p>
+      <w:pPr>
+        <w:rPr>
+          <w:rFonts w:ascii="BIZ UDPゴシック" w:eastAsia="BIZ UDPゴシック" w:hAnsi="BIZ UDPゴシック" w:cs="Segoe UI"/>
+          <w:b/>
+          <w:bCs/>
+          <w:kern w:val="36"/>
+          <w:szCs w:val="21"/>
+        </w:rPr>
+      </w:pPr>
+      <w:r>
+        <w:rPr>
+          <w:rFonts w:ascii="BIZ UDPゴシック" w:eastAsia="BIZ UDPゴシック" w:hAnsi="BIZ UDPゴシック" w:cs="Segoe UI" w:hint="eastAsia"/>
+          <w:b/>
+          <w:bCs/>
+          <w:kern w:val="36"/>
+          <w:szCs w:val="21"/>
+        </w:rPr>
+        <w:t>以下はシンポジウムに参加して感じた課題をまとめました。</w:t>
+      </w:r>
+    </w:p>
+    <w:p>
+      <w:pPr>
+        <w:rPr>
+          <w:rFonts w:ascii="BIZ UDPゴシック" w:eastAsia="BIZ UDPゴシック" w:hAnsi="BIZ UDPゴシック" w:cs="Segoe UI" w:hint="eastAsia"/>
+          <w:b/>
+          <w:bCs/>
+          <w:kern w:val="36"/>
+          <w:szCs w:val="21"/>
+        </w:rPr>
+      </w:pPr>
+    </w:p>
+    <w:p>
+      <w:pPr>
         <w:rPr>
           <w:rFonts w:ascii="BIZ UDPゴシック" w:eastAsia="BIZ UDPゴシック" w:hAnsi="BIZ UDPゴシック"/>
-          <w:szCs w:val="21"/>
-        </w:rPr>
-        <w:t>【SESSION 1：現状と課題】</w:t>
-      </w:r>
-    </w:p>
-    <w:p>
-      <w:pPr>
+        </w:rPr>
+      </w:pPr>
+      <w:r>
         <w:rPr>
           <w:rFonts w:ascii="BIZ UDPゴシック" w:eastAsia="BIZ UDPゴシック" w:hAnsi="BIZ UDPゴシック"/>
-          <w:szCs w:val="21"/>
-        </w:rPr>
-      </w:pPr>
+        </w:rPr>
+        <w:t xml:space="preserve">1) </w:t>
+      </w:r>
       <w:r>
         <w:rPr>
           <w:rFonts w:ascii="BIZ UDPゴシック" w:eastAsia="BIZ UDPゴシック" w:hAnsi="BIZ UDPゴシック"/>
-          <w:szCs w:val="21"/>
-        </w:rPr>
-        <w:t>研究自動化査読運用の現状として、ペーパーミル対応、査読負荷増大、非公開データの取り扱い、スタンドアロン運用コストなど、学会編集実務の具体的制約が提示された。</w:t>
-      </w:r>
-    </w:p>
-    <w:p>
-      <w:pPr>
+          <w:b/>
+          <w:bCs/>
+        </w:rPr>
+        <w:t>機密性を担保したAI査読編集基盤の整備</w:t>
+      </w:r>
+      <w:r>
         <w:rPr>
           <w:rFonts w:ascii="BIZ UDPゴシック" w:eastAsia="BIZ UDPゴシック" w:hAnsi="BIZ UDPゴシック"/>
-          <w:szCs w:val="21"/>
-        </w:rPr>
-      </w:pPr>
-      <w:r>
+        </w:rPr>
+        <w:t>：未公開投稿原稿を外部に送信せず扱える、学協会でも導入可能なセキュア環境（スタンドアロン／閉域運用）の設計提供。</w:t>
+      </w:r>
+    </w:p>
+    <w:p>
+      <w:pPr>
         <w:rPr>
           <w:rFonts w:ascii="BIZ UDPゴシック" w:eastAsia="BIZ UDPゴシック" w:hAnsi="BIZ UDPゴシック"/>
-          <w:szCs w:val="21"/>
-        </w:rPr>
-        <w:t>AI査読導入には、判断基準（新規性妥当性等）の明文化と、過去判定データ（特に不採択ネガティブデータ）の取り扱い設計が前提となることが示された。</w:t>
-      </w:r>
-    </w:p>
-    <w:p>
-      <w:pPr>
+        </w:rPr>
+      </w:pPr>
+      <w:r>
         <w:rPr>
           <w:rFonts w:ascii="BIZ UDPゴシック" w:eastAsia="BIZ UDPゴシック" w:hAnsi="BIZ UDPゴシック"/>
-          <w:szCs w:val="21"/>
-        </w:rPr>
-      </w:pPr>
+        </w:rPr>
+        <w:t xml:space="preserve">2) </w:t>
+      </w:r>
       <w:r>
         <w:rPr>
           <w:rFonts w:ascii="BIZ UDPゴシック" w:eastAsia="BIZ UDPゴシック" w:hAnsi="BIZ UDPゴシック"/>
-          <w:szCs w:val="21"/>
-        </w:rPr>
-        <w:t>出版社ポリシーとの整合、著作権処理、学会財政との両立が、実装の現実的ハードルとして共有された。</w:t>
-      </w:r>
-    </w:p>
-    <w:p>
-      <w:pPr>
+          <w:b/>
+          <w:bCs/>
+        </w:rPr>
+        <w:t>AI査読運用ガイドラインの標準化</w:t>
+      </w:r>
+      <w:r>
         <w:rPr>
           <w:rFonts w:ascii="BIZ UDPゴシック" w:eastAsia="BIZ UDPゴシック" w:hAnsi="BIZ UDPゴシック"/>
-          <w:szCs w:val="21"/>
-        </w:rPr>
-      </w:pPr>
+        </w:rPr>
+        <w:t>：新規性妥当性再現性の評価観点、AI利用時の責任分界、ログ保存監査要件を含む実務指針の策定。</w:t>
+      </w:r>
     </w:p>
     <w:p>
       <w:pPr>
         <w:rPr>
           <w:rFonts w:ascii="BIZ UDPゴシック" w:eastAsia="BIZ UDPゴシック" w:hAnsi="BIZ UDPゴシック"/>
-          <w:szCs w:val="21"/>
         </w:rPr>
       </w:pPr>
       <w:r>
         <w:rPr>
           <w:rFonts w:ascii="BIZ UDPゴシック" w:eastAsia="BIZ UDPゴシック" w:hAnsi="BIZ UDPゴシック"/>
-          <w:szCs w:val="21"/>
-        </w:rPr>
-        <w:t>【SESSION 2：研究開発動向】</w:t>
-      </w:r>
-    </w:p>
-    <w:p>
-      <w:pPr>
+        </w:rPr>
+        <w:t xml:space="preserve">3) </w:t>
+      </w:r>
+      <w:r>
         <w:rPr>
           <w:rFonts w:ascii="BIZ UDPゴシック" w:eastAsia="BIZ UDPゴシック" w:hAnsi="BIZ UDPゴシック"/>
-          <w:szCs w:val="21"/>
-        </w:rPr>
-      </w:pPr>
+          <w:b/>
+          <w:bCs/>
+        </w:rPr>
+        <w:t>著作権利用許諾の整理</w:t>
+      </w:r>
       <w:r>
         <w:rPr>
           <w:rFonts w:ascii="BIZ UDPゴシック" w:eastAsia="BIZ UDPゴシック" w:hAnsi="BIZ UDPゴシック"/>
-          <w:szCs w:val="21"/>
-        </w:rPr>
-        <w:t>AI for Scienceの進展として、コーディング／クラウド利用を含むエージェント活用により、従来は高コストだった試行が短時間低コストで実現可能になっている事例が報告された。</w:t>
+        </w:rPr>
+        <w:t>：AI生成物、査読コメント、学習二次利用に関する権利処理ルールを、出版社学会研究者間で整合的に定義。</w:t>
       </w:r>
     </w:p>
     <w:p>
       <w:pPr>
         <w:rPr>
           <w:rFonts w:ascii="BIZ UDPゴシック" w:eastAsia="BIZ UDPゴシック" w:hAnsi="BIZ UDPゴシック"/>
-          <w:szCs w:val="21"/>
         </w:rPr>
       </w:pPr>
       <w:r>
         <w:rPr>
           <w:rFonts w:ascii="BIZ UDPゴシック" w:eastAsia="BIZ UDPゴシック" w:hAnsi="BIZ UDPゴシック"/>
-          <w:szCs w:val="21"/>
-        </w:rPr>
-        <w:t>Agents for Science関連の実践報告では、短期間で「卒論相当修論相当」へと成果品質が向上した一方、最終的な正確性担保は人間側の検証責任に依存する点が強調された。</w:t>
-      </w:r>
-    </w:p>
-    <w:p>
-      <w:pPr>
+        </w:rPr>
+        <w:lastRenderedPageBreak/>
+        <w:t xml:space="preserve">4) </w:t>
+      </w:r>
+      <w:r>
         <w:rPr>
           <w:rFonts w:ascii="BIZ UDPゴシック" w:eastAsia="BIZ UDPゴシック" w:hAnsi="BIZ UDPゴシック"/>
-          <w:szCs w:val="21"/>
-        </w:rPr>
-      </w:pPr>
+          <w:b/>
+          <w:bCs/>
+        </w:rPr>
+        <w:t>再現性検証インフラの支援</w:t>
+      </w:r>
       <w:r>
         <w:rPr>
           <w:rFonts w:ascii="BIZ UDPゴシック" w:eastAsia="BIZ UDPゴシック" w:hAnsi="BIZ UDPゴシック"/>
-          <w:szCs w:val="21"/>
-        </w:rPr>
-        <w:t>AI研究実装で最も重い課題は生成そのものより検証工程であり、コードレビュー、方針レビュー、結果レビューを多層化する必要があるとの知見が示された。</w:t>
+        </w:rPr>
+        <w:t>：再実装再解析再実験を支えるデータ／コード／実験ログの提出様式と検証手順の共通化、検証コスト低減の仕組みづくり。</w:t>
       </w:r>
     </w:p>
     <w:p>
       <w:pPr>
         <w:rPr>
           <w:rFonts w:ascii="BIZ UDPゴシック" w:eastAsia="BIZ UDPゴシック" w:hAnsi="BIZ UDPゴシック"/>
-          <w:szCs w:val="21"/>
-        </w:rPr>
-      </w:pPr>
-    </w:p>
-    <w:p>
-      <w:pPr>
+        </w:rPr>
+      </w:pPr>
+      <w:r>
         <w:rPr>
           <w:rFonts w:ascii="BIZ UDPゴシック" w:eastAsia="BIZ UDPゴシック" w:hAnsi="BIZ UDPゴシック"/>
-          <w:szCs w:val="21"/>
-        </w:rPr>
-      </w:pPr>
+        </w:rPr>
+        <w:t xml:space="preserve">5) </w:t>
+      </w:r>
       <w:r>
         <w:rPr>
           <w:rFonts w:ascii="BIZ UDPゴシック" w:eastAsia="BIZ UDPゴシック" w:hAnsi="BIZ UDPゴシック"/>
-          <w:szCs w:val="21"/>
-        </w:rPr>
-        <w:t>【SESSION 3：パネルディスカッション】</w:t>
-      </w:r>
-    </w:p>
-    <w:p>
-      <w:pPr>
+          <w:b/>
+          <w:bCs/>
+        </w:rPr>
+        <w:t>学会横断の実証プロジェクト推進</w:t>
+      </w:r>
+      <w:r>
         <w:rPr>
           <w:rFonts w:ascii="BIZ UDPゴシック" w:eastAsia="BIZ UDPゴシック" w:hAnsi="BIZ UDPゴシック"/>
-          <w:szCs w:val="21"/>
-        </w:rPr>
-      </w:pPr>
-      <w:r>
+        </w:rPr>
+        <w:t>：単独学会で負担しきれないAI対応（査読補助、品質管理、ペーパーミル対策）を共同で試行する連携枠組みの構築。</w:t>
+      </w:r>
+    </w:p>
+    <w:p>
+      <w:pPr>
         <w:rPr>
           <w:rFonts w:ascii="BIZ UDPゴシック" w:eastAsia="BIZ UDPゴシック" w:hAnsi="BIZ UDPゴシック"/>
-          <w:szCs w:val="21"/>
-        </w:rPr>
-        <w:t>論点は「AI利用の是非」から「品質保証をどう設計するか」へ移行し、再現実験再実装ログ保存の制度化が重要とされた。</w:t>
-      </w:r>
-    </w:p>
-    <w:p>
-      <w:pPr>
+        </w:rPr>
+      </w:pPr>
+      <w:r>
         <w:rPr>
           <w:rFonts w:ascii="BIZ UDPゴシック" w:eastAsia="BIZ UDPゴシック" w:hAnsi="BIZ UDPゴシック"/>
-          <w:szCs w:val="21"/>
-        </w:rPr>
-      </w:pPr>
+        </w:rPr>
+        <w:t xml:space="preserve">6) </w:t>
+      </w:r>
       <w:r>
         <w:rPr>
           <w:rFonts w:ascii="BIZ UDPゴシック" w:eastAsia="BIZ UDPゴシック" w:hAnsi="BIZ UDPゴシック"/>
-          <w:szCs w:val="21"/>
-        </w:rPr>
-        <w:t>ウェット研究では再現コストが高く、ドライ研究の再現性モデルをそのまま適用できないため、実験ログ標準化と自動化基盤の拡充が必要と整理された。</w:t>
-      </w:r>
-    </w:p>
-    <w:p>
-      <w:pPr>
+          <w:b/>
+          <w:bCs/>
+        </w:rPr>
+        <w:t>人材育成とリテラシー強化</w:t>
+      </w:r>
+      <w:r>
         <w:rPr>
           <w:rFonts w:ascii="BIZ UDPゴシック" w:eastAsia="BIZ UDPゴシック" w:hAnsi="BIZ UDPゴシック"/>
-          <w:szCs w:val="21"/>
-        </w:rPr>
-      </w:pPr>
-      <w:r>
+        </w:rPr>
+        <w:t>：編集委員査読者若手研究者向けに、AI活用、検証、研究倫理、責任所在に関する継続的トレーニング機会を整備。</w:t>
+      </w:r>
+    </w:p>
+    <w:p>
+      <w:pPr>
         <w:rPr>
           <w:rFonts w:ascii="BIZ UDPゴシック" w:eastAsia="BIZ UDPゴシック" w:hAnsi="BIZ UDPゴシック"/>
-          <w:szCs w:val="21"/>
-        </w:rPr>
-        <w:t>言語面では、翻訳技術進展により発信の障壁低下が見込まれる一方、研究者育成対話能力思考多様性の維持が中長期課題として提起された。</w:t>
-      </w:r>
-    </w:p>
-    <w:p>
-      <w:pPr>
+        </w:rPr>
+      </w:pPr>
+      <w:r>
         <w:rPr>
           <w:rFonts w:ascii="BIZ UDPゴシック" w:eastAsia="BIZ UDPゴシック" w:hAnsi="BIZ UDPゴシック"/>
-          <w:szCs w:val="21"/>
-        </w:rPr>
-      </w:pPr>
+        </w:rPr>
+        <w:t xml:space="preserve">7) </w:t>
+      </w:r>
       <w:r>
         <w:rPr>
           <w:rFonts w:ascii="BIZ UDPゴシック" w:eastAsia="BIZ UDPゴシック" w:hAnsi="BIZ UDPゴシック"/>
-          <w:szCs w:val="21"/>
-        </w:rPr>
-        <w:t>将来的には、学会横断でのAI対応ジャーナル／運用ルール整備の可能性が示され、段階的な共同実証の必要性が確認された。</w:t>
-      </w:r>
-    </w:p>
-    <w:p>
-      <w:pPr>
-        <w:rPr>
-          <w:rFonts w:ascii="BIZ UDPゴシック" w:eastAsia="BIZ UDPゴシック" w:hAnsi="BIZ UDPゴシック" w:cs="Segoe UI"/>
-          <w:b/>
-          <w:bCs/>
-          <w:kern w:val="36"/>
-          <w:szCs w:val="21"/>
-        </w:rPr>
-      </w:pPr>
-    </w:p>
-    <w:p>
-      <w:pPr>
-        <w:rPr>
-          <w:rFonts w:ascii="BIZ UDPゴシック" w:eastAsia="BIZ UDPゴシック" w:hAnsi="BIZ UDPゴシック" w:cs="Segoe UI"/>
-          <w:b/>
-          <w:bCs/>
-          <w:kern w:val="36"/>
-          <w:szCs w:val="21"/>
-        </w:rPr>
-      </w:pPr>
-      <w:r>
-        <w:rPr>
-          <w:rFonts w:ascii="BIZ UDPゴシック" w:eastAsia="BIZ UDPゴシック" w:hAnsi="BIZ UDPゴシック" w:cs="Segoe UI"/>
-          <w:b/>
-          <w:bCs/>
-          <w:kern w:val="36"/>
-          <w:szCs w:val="21"/>
-        </w:rPr>
-        <w:t>4．まとめ</w:t>
-      </w:r>
-    </w:p>
-    <w:p>
-      <w:pPr>
-        <w:rPr>
-          <w:rFonts w:ascii="BIZ UDPゴシック" w:eastAsia="BIZ UDPゴシック" w:hAnsi="BIZ UDPゴシック" w:cs="Segoe UI"/>
-          <w:b/>
-          <w:bCs/>
-          <w:kern w:val="36"/>
-          <w:szCs w:val="21"/>
-        </w:rPr>
-      </w:pPr>
+          <w:b/>
+          <w:bCs/>
+        </w:rPr>
+        <w:t>J-STAGE等との連携強化</w:t>
+      </w:r>
       <w:r>
         <w:rPr>
           <w:rFonts w:ascii="BIZ UDPゴシック" w:eastAsia="BIZ UDPゴシック" w:hAnsi="BIZ UDPゴシック"/>
-          <w:szCs w:val="21"/>
-        </w:rPr>
-        <w:t>1) 研究出版ワークフローにおけるAI活用は不可逆に進展しており、現場実装を前提とした制度設計が急務である。</w:t>
-      </w:r>
-    </w:p>
-    <w:p>
-      <w:pPr>
-        <w:rPr>
-          <w:rFonts w:ascii="BIZ UDPゴシック" w:eastAsia="BIZ UDPゴシック" w:hAnsi="BIZ UDPゴシック"/>
-          <w:szCs w:val="21"/>
-        </w:rPr>
-      </w:pPr>
-      <w:r>
-        <w:rPr>
-          <w:rFonts w:ascii="BIZ UDPゴシック" w:eastAsia="BIZ UDPゴシック" w:hAnsi="BIZ UDPゴシック"/>
-          <w:szCs w:val="21"/>
-        </w:rPr>
-        <w:t>2) 査読編集の実装では、機密性著作権コスト制約を踏まえた段階導入（試行環境運用環境）が現実的である。</w:t>
-      </w:r>
-    </w:p>
-    <w:p>
-      <w:pPr>
-        <w:rPr>
-          <w:rFonts w:ascii="BIZ UDPゴシック" w:eastAsia="BIZ UDPゴシック" w:hAnsi="BIZ UDPゴシック"/>
-          <w:szCs w:val="21"/>
-        </w:rPr>
-      </w:pPr>
-      <w:r>
-        <w:rPr>
-          <w:rFonts w:ascii="BIZ UDPゴシック" w:eastAsia="BIZ UDPゴシック" w:hAnsi="BIZ UDPゴシック"/>
-          <w:szCs w:val="21"/>
-        </w:rPr>
-        <w:t>3) 品質保証の中心は「生成抑制」ではなく「検証強化」であり、再実装再現確認ログ監査の仕組み化が鍵となる。</w:t>
-      </w:r>
-    </w:p>
-    <w:p>
-      <w:pPr>
-        <w:rPr>
-          <w:rFonts w:ascii="BIZ UDPゴシック" w:eastAsia="BIZ UDPゴシック" w:hAnsi="BIZ UDPゴシック"/>
-          <w:szCs w:val="21"/>
-        </w:rPr>
-      </w:pPr>
-      <w:r>
-        <w:rPr>
-          <w:rFonts w:ascii="BIZ UDPゴシック" w:eastAsia="BIZ UDPゴシック" w:hAnsi="BIZ UDPゴシック"/>
-          <w:szCs w:val="21"/>
-        </w:rPr>
-        <w:t>4) 人材育成面では、AI活用スキルと同時に、課題設定力批判的検証力学術的責任の担保を重視すべきである。</w:t>
-      </w:r>
-    </w:p>
-    <w:p>
-      <w:pPr>
-        <w:rPr>
-          <w:rFonts w:ascii="BIZ UDPゴシック" w:eastAsia="BIZ UDPゴシック" w:hAnsi="BIZ UDPゴシック"/>
-          <w:szCs w:val="21"/>
-        </w:rPr>
-      </w:pPr>
-      <w:r>
-        <w:rPr>
-          <w:rFonts w:ascii="BIZ UDPゴシック" w:eastAsia="BIZ UDPゴシック" w:hAnsi="BIZ UDPゴシック"/>
-          <w:szCs w:val="21"/>
-        </w:rPr>
-        <w:lastRenderedPageBreak/>
-        <w:t>5) 今後は学会出版社研究機関の連携による共通ガイドライン策定と、小規模な共同実証の継続が望まれる。</w:t>
-      </w:r>
-    </w:p>
-    <w:p>
-      <w:pPr>
-        <w:rPr>
-          <w:rFonts w:ascii="BIZ UDPゴシック" w:eastAsia="BIZ UDPゴシック" w:hAnsi="BIZ UDPゴシック" w:cs="Segoe UI"/>
-          <w:b/>
-          <w:bCs/>
-          <w:kern w:val="36"/>
-          <w:szCs w:val="21"/>
-        </w:rPr>
-      </w:pPr>
-    </w:p>
-    <w:p>
-      <w:pPr>
-        <w:rPr>
-          <w:rFonts w:ascii="BIZ UDPゴシック" w:eastAsia="BIZ UDPゴシック" w:hAnsi="BIZ UDPゴシック" w:cs="Segoe UI"/>
-          <w:b/>
-          <w:bCs/>
-          <w:kern w:val="36"/>
-          <w:szCs w:val="21"/>
-        </w:rPr>
-      </w:pPr>
-      <w:r>
-        <w:rPr>
-          <w:rFonts w:ascii="BIZ UDPゴシック" w:eastAsia="BIZ UDPゴシック" w:hAnsi="BIZ UDPゴシック" w:cs="Segoe UI" w:hint="eastAsia"/>
-          <w:b/>
-          <w:bCs/>
-          <w:kern w:val="36"/>
-          <w:szCs w:val="21"/>
-        </w:rPr>
-        <w:t>５．JSTへの課題</w:t>
-      </w:r>
-    </w:p>
-    <w:p>
-      <w:pPr>
-        <w:rPr>
-          <w:rFonts w:ascii="BIZ UDPゴシック" w:eastAsia="BIZ UDPゴシック" w:hAnsi="BIZ UDPゴシック"/>
-        </w:rPr>
-      </w:pPr>
-      <w:r>
-        <w:rPr>
-          <w:rFonts w:ascii="BIZ UDPゴシック" w:eastAsia="BIZ UDPゴシック" w:hAnsi="BIZ UDPゴシック"/>
-        </w:rPr>
-        <w:t xml:space="preserve">1) </w:t>
-      </w:r>
-      <w:r>
-        <w:rPr>
-          <w:rFonts w:ascii="BIZ UDPゴシック" w:eastAsia="BIZ UDPゴシック" w:hAnsi="BIZ UDPゴシック"/>
-          <w:b/>
-          <w:bCs/>
-        </w:rPr>
-        <w:t>機密性を担保したAI査読編集基盤の整備</w:t>
-      </w:r>
-      <w:r>
-        <w:rPr>
-          <w:rFonts w:ascii="BIZ UDPゴシック" w:eastAsia="BIZ UDPゴシック" w:hAnsi="BIZ UDPゴシック"/>
-        </w:rPr>
-        <w:t>：未公開投稿原稿を外部に送信せず扱える、学協会でも導入可能なセキュア環境（スタンドアロン／閉域運用）の設計提供。</w:t>
-      </w:r>
-    </w:p>
-    <w:p>
-      <w:pPr>
-        <w:rPr>
-          <w:rFonts w:ascii="BIZ UDPゴシック" w:eastAsia="BIZ UDPゴシック" w:hAnsi="BIZ UDPゴシック"/>
-        </w:rPr>
-      </w:pPr>
-      <w:r>
-        <w:rPr>
-          <w:rFonts w:ascii="BIZ UDPゴシック" w:eastAsia="BIZ UDPゴシック" w:hAnsi="BIZ UDPゴシック"/>
-        </w:rPr>
-        <w:t xml:space="preserve">2) </w:t>
-      </w:r>
-      <w:r>
-        <w:rPr>
-          <w:rFonts w:ascii="BIZ UDPゴシック" w:eastAsia="BIZ UDPゴシック" w:hAnsi="BIZ UDPゴシック"/>
-          <w:b/>
-          <w:bCs/>
-        </w:rPr>
-        <w:t>AI査読運用ガイドラインの標準化</w:t>
-      </w:r>
-      <w:r>
-        <w:rPr>
-          <w:rFonts w:ascii="BIZ UDPゴシック" w:eastAsia="BIZ UDPゴシック" w:hAnsi="BIZ UDPゴシック"/>
-        </w:rPr>
-        <w:t>：新規性妥当性再現性の評価観点、AI利用時の責任分界、ログ保存監査要件を含む実務指針の策定。</w:t>
-      </w:r>
-    </w:p>
-    <w:p>
-      <w:pPr>
-        <w:rPr>
-          <w:rFonts w:ascii="BIZ UDPゴシック" w:eastAsia="BIZ UDPゴシック" w:hAnsi="BIZ UDPゴシック"/>
-        </w:rPr>
-      </w:pPr>
-      <w:r>
-        <w:rPr>
-          <w:rFonts w:ascii="BIZ UDPゴシック" w:eastAsia="BIZ UDPゴシック" w:hAnsi="BIZ UDPゴシック"/>
-        </w:rPr>
-        <w:t xml:space="preserve">3) </w:t>
-      </w:r>
-      <w:r>
-        <w:rPr>
-          <w:rFonts w:ascii="BIZ UDPゴシック" w:eastAsia="BIZ UDPゴシック" w:hAnsi="BIZ UDPゴシック"/>
-          <w:b/>
-          <w:bCs/>
-        </w:rPr>
-        <w:t>著作権利用許諾の整理</w:t>
-      </w:r>
-      <w:r>
-        <w:rPr>
-          <w:rFonts w:ascii="BIZ UDPゴシック" w:eastAsia="BIZ UDPゴシック" w:hAnsi="BIZ UDPゴシック"/>
-        </w:rPr>
-        <w:t>：AI生成物、査読コメント、学習二次利用に関する権利処理ルールを、出版社学会研究者間で整合的に定義。</w:t>
-      </w:r>
-    </w:p>
-    <w:p>
-      <w:pPr>
-        <w:rPr>
-          <w:rFonts w:ascii="BIZ UDPゴシック" w:eastAsia="BIZ UDPゴシック" w:hAnsi="BIZ UDPゴシック"/>
-        </w:rPr>
-      </w:pPr>
-      <w:r>
-        <w:rPr>
-          <w:rFonts w:ascii="BIZ UDPゴシック" w:eastAsia="BIZ UDPゴシック" w:hAnsi="BIZ UDPゴシック"/>
-        </w:rPr>
-        <w:t xml:space="preserve">4) </w:t>
-      </w:r>
-      <w:r>
-        <w:rPr>
-          <w:rFonts w:ascii="BIZ UDPゴシック" w:eastAsia="BIZ UDPゴシック" w:hAnsi="BIZ UDPゴシック"/>
-          <w:b/>
-          <w:bCs/>
-        </w:rPr>
-        <w:t>再現性検証インフラの支援</w:t>
-      </w:r>
-      <w:r>
-        <w:rPr>
-          <w:rFonts w:ascii="BIZ UDPゴシック" w:eastAsia="BIZ UDPゴシック" w:hAnsi="BIZ UDPゴシック"/>
-        </w:rPr>
-        <w:t>：再実装再解析再実験を支えるデータ／コード／実験ログの提出様式と検証手順の共通化、検証コスト低減の仕組みづくり。</w:t>
-      </w:r>
-    </w:p>
-    <w:p>
-      <w:pPr>
-        <w:rPr>
-          <w:rFonts w:ascii="BIZ UDPゴシック" w:eastAsia="BIZ UDPゴシック" w:hAnsi="BIZ UDPゴシック"/>
-        </w:rPr>
-      </w:pPr>
-      <w:r>
-        <w:rPr>
-          <w:rFonts w:ascii="BIZ UDPゴシック" w:eastAsia="BIZ UDPゴシック" w:hAnsi="BIZ UDPゴシック"/>
-        </w:rPr>
-        <w:t xml:space="preserve">5) </w:t>
-      </w:r>
-      <w:r>
-        <w:rPr>
-          <w:rFonts w:ascii="BIZ UDPゴシック" w:eastAsia="BIZ UDPゴシック" w:hAnsi="BIZ UDPゴシック"/>
-          <w:b/>
-          <w:bCs/>
-        </w:rPr>
-        <w:t>学会横断の実証プロジェクト推進</w:t>
-      </w:r>
-      <w:r>
-        <w:rPr>
-          <w:rFonts w:ascii="BIZ UDPゴシック" w:eastAsia="BIZ UDPゴシック" w:hAnsi="BIZ UDPゴシック"/>
-        </w:rPr>
-        <w:t>：単独学会で負担しきれないAI対応（査読補助、品質管理、ペーパーミル対策）を共同で試行する連携枠組みの構築。</w:t>
-      </w:r>
-    </w:p>
-    <w:p>
-      <w:pPr>
-        <w:rPr>
-          <w:rFonts w:ascii="BIZ UDPゴシック" w:eastAsia="BIZ UDPゴシック" w:hAnsi="BIZ UDPゴシック"/>
-        </w:rPr>
-      </w:pPr>
-      <w:r>
-        <w:rPr>
-          <w:rFonts w:ascii="BIZ UDPゴシック" w:eastAsia="BIZ UDPゴシック" w:hAnsi="BIZ UDPゴシック"/>
-        </w:rPr>
-        <w:t xml:space="preserve">6) </w:t>
-      </w:r>
-      <w:r>
-        <w:rPr>
-          <w:rFonts w:ascii="BIZ UDPゴシック" w:eastAsia="BIZ UDPゴシック" w:hAnsi="BIZ UDPゴシック"/>
-          <w:b/>
-          <w:bCs/>
-        </w:rPr>
-        <w:t>人材育成とリテラシー強化</w:t>
-      </w:r>
-      <w:r>
-        <w:rPr>
-          <w:rFonts w:ascii="BIZ UDPゴシック" w:eastAsia="BIZ UDPゴシック" w:hAnsi="BIZ UDPゴシック"/>
-        </w:rPr>
-        <w:t>：編集委員査読者若手研究者向けに、AI活用、検証、研究倫理、責任所在に関する継続的トレーニング機会を整備。</w:t>
-      </w:r>
-    </w:p>
-    <w:p>
-      <w:pPr>
-        <w:rPr>
-          <w:rFonts w:ascii="BIZ UDPゴシック" w:eastAsia="BIZ UDPゴシック" w:hAnsi="BIZ UDPゴシック"/>
-        </w:rPr>
-      </w:pPr>
-      <w:r>
-        <w:rPr>
-          <w:rFonts w:ascii="BIZ UDPゴシック" w:eastAsia="BIZ UDPゴシック" w:hAnsi="BIZ UDPゴシック"/>
-        </w:rPr>
-        <w:t xml:space="preserve">7) </w:t>
-      </w:r>
-      <w:r>
-        <w:rPr>
-          <w:rFonts w:ascii="BIZ UDPゴシック" w:eastAsia="BIZ UDPゴシック" w:hAnsi="BIZ UDPゴシック"/>
-          <w:b/>
-          <w:bCs/>
-        </w:rPr>
-        <w:t>J-STAGE等との連携強化</w:t>
-      </w:r>
-      <w:r>
-        <w:rPr>
-          <w:rFonts w:ascii="BIZ UDPゴシック" w:eastAsia="BIZ UDPゴシック" w:hAnsi="BIZ UDPゴシック"/>
         </w:rPr>
         <w:t>：投稿～査読～公開までを見据え、AI時代に適したメタデータ、検証情報、運用ログの連携仕様を検討。</w:t>
       </w:r>
@@ -1966,7 +3138,7 @@
           <w:kern w:val="36"/>
           <w:szCs w:val="21"/>
         </w:rPr>
-        <w:t>6</w:t>
+        <w:t>５</w:t>
       </w:r>
       <w:r>
         <w:rPr>
@@ -2109,6 +3281,118 @@
 <file path=word/numbering.xml><?xml version="1.0" encoding="utf-8"?>
 <w:numbering xmlns:wpc="http://schemas.microsoft.com/office/word/2010/wordprocessingCanvas" xmlns:cx="http://schemas.microsoft.com/office/drawing/2014/chartex" xmlns:cx1="http://schemas.microsoft.com/office/drawing/2015/9/8/chartex" xmlns:cx2="http://schemas.microsoft.com/office/drawing/2015/10/21/chartex" xmlns:cx3="http://schemas.microsoft.com/office/drawing/2016/5/9/chartex" xmlns:cx4="http://schemas.microsoft.com/office/drawing/2016/5/10/chartex" xmlns:cx5="http://schemas.microsoft.com/office/drawing/2016/5/11/chartex" xmlns:cx6="http://schemas.microsoft.com/office/drawing/2016/5/12/chartex" xmlns:cx7="http://schemas.microsoft.com/office/drawing/2016/5/13/chartex" xmlns:cx8="http://schemas.microsoft.com/office/drawing/2016/5/14/chartex" xmlns:mc="http://schemas.openxmlformats.org/markup-compatibility/2006" xmlns:aink="http://schemas.microsoft.com/office/drawing/2016/ink" xmlns:am3d="http://schemas.microsoft.com/office/drawing/2017/model3d" xmlns:o="urn:schemas-microsoft-com:office:office" xmlns:oel="http://schemas.microsoft.com/office/2019/extlst" xmlns:r="http://schemas.openxmlformats.org/officeDocument/2006/relationships" xmlns:m="http://schemas.openxmlformats.org/officeDocument/2006/math" xmlns:v="urn:schemas-microsoft-com:vml" xmlns:wp14="http://schemas.microsoft.com/office/word/2010/wordprocessingDrawing" xmlns:wp="http://schemas.openxmlformats.org/drawingml/2006/wordprocessingDrawing" xmlns:w10="urn:schemas-microsoft-com:office:word" xmlns:w="http://schemas.openxmlformats.org/wordprocessingml/2006/main" xmlns:w14="http://schemas.microsoft.com/office/word/2010/wordml" xmlns:w15="http://schemas.microsoft.com/office/word/2012/wordml" xmlns:w16cex="http://schemas.microsoft.com/office/word/2018/wordml/cex" xmlns:w16cid="http://schemas.microsoft.com/office/word/2016/wordml/cid" xmlns:w16="http://schemas.microsoft.com/office/word/2018/wordml" xmlns:w16du="http://schemas.microsoft.com/office/word/2023/wordml/word16du" xmlns:w16sdtdh="http://schemas.microsoft.com/office/word/2020/wordml/sdtdatahash" xmlns:w16sdtfl="http://schemas.microsoft.com/office/word/2024/wordml/sdtformatlock" xmlns:w16se="http://schemas.microsoft.com/office/word/2015/wordml/symex" xmlns:wpg="http://schemas.microsoft.com/office/word/2010/wordprocessingGroup" xmlns:wpi="http://schemas.microsoft.com/office/word/2010/wordprocessingInk" xmlns:wne="http://schemas.microsoft.com/office/word/2006/wordml" xmlns:wps="http://schemas.microsoft.com/office/word/2010/wordprocessingShape" mc:Ignorable="w14 w15 w16se w16cid w16 w16cex w16sdtdh w16sdtfl w16du wp14">
   <w:abstractNum w:abstractNumId="0" w15:restartNumberingAfterBreak="0">
+    <w:nsid w:val="014B41BB"/>
+    <w:multiLevelType w:val="hybridMultilevel"/>
+    <w:tmpl w:val="9D008768"/>
+    <w:lvl w:ilvl="0" w:tplc="DA381C1C">
+      <w:numFmt w:val="bullet"/>
+      <w:lvlText w:val="◆"/>
+      <w:lvlJc w:val="left"/>
+      <w:pPr>
+        <w:ind w:left="360" w:hanging="360"/>
+      </w:pPr>
+      <w:rPr>
+        <w:rFonts w:ascii="BIZ UDPゴシック" w:eastAsia="BIZ UDPゴシック" w:hAnsi="BIZ UDPゴシック" w:cs="Segoe UI" w:hint="eastAsia"/>
+      </w:rPr>
+    </w:lvl>
+    <w:lvl w:ilvl="1" w:tplc="0409000B" w:tentative="1">
+      <w:start w:val="1"/>
+      <w:numFmt w:val="bullet"/>
+      <w:lvlText w:val=""/>
+      <w:lvlJc w:val="left"/>
+      <w:pPr>
+        <w:ind w:left="880" w:hanging="440"/>
+      </w:pPr>
+      <w:rPr>
+        <w:rFonts w:ascii="Wingdings" w:hAnsi="Wingdings" w:hint="default"/>
+      </w:rPr>
+    </w:lvl>
+    <w:lvl w:ilvl="2" w:tplc="0409000D" w:tentative="1">
+      <w:start w:val="1"/>
+      <w:numFmt w:val="bullet"/>
+      <w:lvlText w:val=""/>
+      <w:lvlJc w:val="left"/>
+      <w:pPr>
+        <w:ind w:left="1320" w:hanging="440"/>
+      </w:pPr>
+      <w:rPr>
+        <w:rFonts w:ascii="Wingdings" w:hAnsi="Wingdings" w:hint="default"/>
+      </w:rPr>
+    </w:lvl>
+    <w:lvl w:ilvl="3" w:tplc="04090001" w:tentative="1">
+      <w:start w:val="1"/>
+      <w:numFmt w:val="bullet"/>
+      <w:lvlText w:val=""/>
+      <w:lvlJc w:val="left"/>
+      <w:pPr>
+        <w:ind w:left="1760" w:hanging="440"/>
+      </w:pPr>
+      <w:rPr>
+        <w:rFonts w:ascii="Wingdings" w:hAnsi="Wingdings" w:hint="default"/>
+      </w:rPr>
+    </w:lvl>
+    <w:lvl w:ilvl="4" w:tplc="0409000B" w:tentative="1">
+      <w:start w:val="1"/>
+      <w:numFmt w:val="bullet"/>
+      <w:lvlText w:val=""/>
+      <w:lvlJc w:val="left"/>
+      <w:pPr>
+        <w:ind w:left="2200" w:hanging="440"/>
+      </w:pPr>
+      <w:rPr>
+        <w:rFonts w:ascii="Wingdings" w:hAnsi="Wingdings" w:hint="default"/>
+      </w:rPr>
+    </w:lvl>
+    <w:lvl w:ilvl="5" w:tplc="0409000D" w:tentative="1">
+      <w:start w:val="1"/>
+      <w:numFmt w:val="bullet"/>
+      <w:lvlText w:val=""/>
+      <w:lvlJc w:val="left"/>
+      <w:pPr>
+        <w:ind w:left="2640" w:hanging="440"/>
+      </w:pPr>
+      <w:rPr>
+        <w:rFonts w:ascii="Wingdings" w:hAnsi="Wingdings" w:hint="default"/>
+      </w:rPr>
+    </w:lvl>
+    <w:lvl w:ilvl="6" w:tplc="04090001" w:tentative="1">
+      <w:start w:val="1"/>
+      <w:numFmt w:val="bullet"/>
+      <w:lvlText w:val=""/>
+      <w:lvlJc w:val="left"/>
+      <w:pPr>
+        <w:ind w:left="3080" w:hanging="440"/>
+      </w:pPr>
+      <w:rPr>
+        <w:rFonts w:ascii="Wingdings" w:hAnsi="Wingdings" w:hint="default"/>
+      </w:rPr>
+    </w:lvl>
+    <w:lvl w:ilvl="7" w:tplc="0409000B" w:tentative="1">
+      <w:start w:val="1"/>
+      <w:numFmt w:val="bullet"/>
+      <w:lvlText w:val=""/>
+      <w:lvlJc w:val="left"/>
+      <w:pPr>
+        <w:ind w:left="3520" w:hanging="440"/>
+      </w:pPr>
+      <w:rPr>
+        <w:rFonts w:ascii="Wingdings" w:hAnsi="Wingdings" w:hint="default"/>
+      </w:rPr>
+    </w:lvl>
+    <w:lvl w:ilvl="8" w:tplc="0409000D" w:tentative="1">
+      <w:start w:val="1"/>
+      <w:numFmt w:val="bullet"/>
+      <w:lvlText w:val=""/>
+      <w:lvlJc w:val="left"/>
+      <w:pPr>
+        <w:ind w:left="3960" w:hanging="440"/>
+      </w:pPr>
+      <w:rPr>
+        <w:rFonts w:ascii="Wingdings" w:hAnsi="Wingdings" w:hint="default"/>
+      </w:rPr>
+    </w:lvl>
+  </w:abstractNum>
+  <w:abstractNum w:abstractNumId="1" w15:restartNumberingAfterBreak="0">
     <w:nsid w:val="117324C0"/>
     <w:multiLevelType w:val="multilevel"/>
     <w:tmpl w:val="09429F4C"/>
@@ -2257,7 +3541,7 @@
       </w:rPr>
     </w:lvl>
   </w:abstractNum>
-  <w:abstractNum w:abstractNumId="1" w15:restartNumberingAfterBreak="0">
+  <w:abstractNum w:abstractNumId="2" w15:restartNumberingAfterBreak="0">
     <w:nsid w:val="18E836CB"/>
     <w:multiLevelType w:val="hybridMultilevel"/>
     <w:tmpl w:val="EB00EF86"/>
@@ -2346,7 +3630,96 @@
       </w:pPr>
     </w:lvl>
   </w:abstractNum>
-  <w:abstractNum w:abstractNumId="2" w15:restartNumberingAfterBreak="0">
+  <w:abstractNum w:abstractNumId="3" w15:restartNumberingAfterBreak="0">
+    <w:nsid w:val="19575D7D"/>
+    <w:multiLevelType w:val="hybridMultilevel"/>
+    <w:tmpl w:val="42820116"/>
+    <w:lvl w:ilvl="0" w:tplc="33FA7ECE">
+      <w:start w:val="1"/>
+      <w:numFmt w:val="decimalFullWidth"/>
+      <w:lvlText w:val="%1）"/>
+      <w:lvlJc w:val="left"/>
+      <w:pPr>
+        <w:ind w:left="360" w:hanging="360"/>
+      </w:pPr>
+      <w:rPr>
+        <w:rFonts w:hint="eastAsia"/>
+      </w:rPr>
+    </w:lvl>
+    <w:lvl w:ilvl="1" w:tplc="04090017" w:tentative="1">
+      <w:start w:val="1"/>
+      <w:numFmt w:val="aiueoFullWidth"/>
+      <w:lvlText w:val="(%2)"/>
+      <w:lvlJc w:val="left"/>
+      <w:pPr>
+        <w:ind w:left="880" w:hanging="440"/>
+      </w:pPr>
+    </w:lvl>
+    <w:lvl w:ilvl="2" w:tplc="04090011" w:tentative="1">
+      <w:start w:val="1"/>
+      <w:numFmt w:val="decimalEnclosedCircle"/>
+      <w:lvlText w:val="%3"/>
+      <w:lvlJc w:val="left"/>
+      <w:pPr>
+        <w:ind w:left="1320" w:hanging="440"/>
+      </w:pPr>
+    </w:lvl>
+    <w:lvl w:ilvl="3" w:tplc="0409000F" w:tentative="1">
+      <w:start w:val="1"/>
+      <w:numFmt w:val="decimal"/>
+      <w:lvlText w:val="%4."/>
+      <w:lvlJc w:val="left"/>
+      <w:pPr>
+        <w:ind w:left="1760" w:hanging="440"/>
+      </w:pPr>
+    </w:lvl>
+    <w:lvl w:ilvl="4" w:tplc="04090017" w:tentative="1">
+      <w:start w:val="1"/>
+      <w:numFmt w:val="aiueoFullWidth"/>
+      <w:lvlText w:val="(%5)"/>
+      <w:lvlJc w:val="left"/>
+      <w:pPr>
+        <w:ind w:left="2200" w:hanging="440"/>
+      </w:pPr>
+    </w:lvl>
+    <w:lvl w:ilvl="5" w:tplc="04090011" w:tentative="1">
+      <w:start w:val="1"/>
+      <w:numFmt w:val="decimalEnclosedCircle"/>
+      <w:lvlText w:val="%6"/>
+      <w:lvlJc w:val="left"/>
+      <w:pPr>
+        <w:ind w:left="2640" w:hanging="440"/>
+      </w:pPr>
+    </w:lvl>
+    <w:lvl w:ilvl="6" w:tplc="0409000F" w:tentative="1">
+      <w:start w:val="1"/>
+      <w:numFmt w:val="decimal"/>
+      <w:lvlText w:val="%7."/>
+      <w:lvlJc w:val="left"/>
+      <w:pPr>
+        <w:ind w:left="3080" w:hanging="440"/>
+      </w:pPr>
+    </w:lvl>
+    <w:lvl w:ilvl="7" w:tplc="04090017" w:tentative="1">
+      <w:start w:val="1"/>
+      <w:numFmt w:val="aiueoFullWidth"/>
+      <w:lvlText w:val="(%8)"/>
+      <w:lvlJc w:val="left"/>
+      <w:pPr>
+        <w:ind w:left="3520" w:hanging="440"/>
+      </w:pPr>
+    </w:lvl>
+    <w:lvl w:ilvl="8" w:tplc="04090011" w:tentative="1">
+      <w:start w:val="1"/>
+      <w:numFmt w:val="decimalEnclosedCircle"/>
+      <w:lvlText w:val="%9"/>
+      <w:lvlJc w:val="left"/>
+      <w:pPr>
+        <w:ind w:left="3960" w:hanging="440"/>
+      </w:pPr>
+    </w:lvl>
+  </w:abstractNum>
+  <w:abstractNum w:abstractNumId="4" w15:restartNumberingAfterBreak="0">
     <w:nsid w:val="1CE94218"/>
     <w:multiLevelType w:val="multilevel"/>
     <w:tmpl w:val="8ED02628"/>
@@ -2495,7 +3868,7 @@
       </w:rPr>
     </w:lvl>
   </w:abstractNum>
-  <w:abstractNum w:abstractNumId="3" w15:restartNumberingAfterBreak="0">
+  <w:abstractNum w:abstractNumId="5" w15:restartNumberingAfterBreak="0">
     <w:nsid w:val="1F540EC5"/>
     <w:multiLevelType w:val="hybridMultilevel"/>
     <w:tmpl w:val="E9DE9A2C"/>
@@ -2607,7 +3980,7 @@
       </w:rPr>
     </w:lvl>
   </w:abstractNum>
-  <w:abstractNum w:abstractNumId="4" w15:restartNumberingAfterBreak="0">
+  <w:abstractNum w:abstractNumId="6" w15:restartNumberingAfterBreak="0">
     <w:nsid w:val="217B2B58"/>
     <w:multiLevelType w:val="hybridMultilevel"/>
     <w:tmpl w:val="85DE31DC"/>
@@ -2720,7 +4093,7 @@
       </w:rPr>
     </w:lvl>
   </w:abstractNum>
-  <w:abstractNum w:abstractNumId="5" w15:restartNumberingAfterBreak="0">
+  <w:abstractNum w:abstractNumId="7" w15:restartNumberingAfterBreak="0">
     <w:nsid w:val="28452982"/>
     <w:multiLevelType w:val="multilevel"/>
     <w:tmpl w:val="52726D64"/>
@@ -2869,7 +4242,7 @@
       </w:rPr>
     </w:lvl>
   </w:abstractNum>
-  <w:abstractNum w:abstractNumId="6" w15:restartNumberingAfterBreak="0">
+  <w:abstractNum w:abstractNumId="8" w15:restartNumberingAfterBreak="0">
     <w:nsid w:val="310E3562"/>
     <w:multiLevelType w:val="multilevel"/>
     <w:tmpl w:val="71F0618A"/>
@@ -2982,7 +4355,7 @@
       </w:pPr>
     </w:lvl>
   </w:abstractNum>
-  <w:abstractNum w:abstractNumId="7" w15:restartNumberingAfterBreak="0">
+  <w:abstractNum w:abstractNumId="9" w15:restartNumberingAfterBreak="0">
     <w:nsid w:val="379767DA"/>
     <w:multiLevelType w:val="multilevel"/>
     <w:tmpl w:val="CA6C1828"/>
@@ -3131,7 +4504,7 @@
       </w:rPr>
     </w:lvl>
   </w:abstractNum>
-  <w:abstractNum w:abstractNumId="8" w15:restartNumberingAfterBreak="0">
+  <w:abstractNum w:abstractNumId="10" w15:restartNumberingAfterBreak="0">
     <w:nsid w:val="3B4F1896"/>
     <w:multiLevelType w:val="multilevel"/>
     <w:tmpl w:val="EE607778"/>
@@ -3280,7 +4653,7 @@
       </w:rPr>
     </w:lvl>
   </w:abstractNum>
-  <w:abstractNum w:abstractNumId="9" w15:restartNumberingAfterBreak="0">
+  <w:abstractNum w:abstractNumId="11" w15:restartNumberingAfterBreak="0">
     <w:nsid w:val="415361C4"/>
     <w:multiLevelType w:val="hybridMultilevel"/>
     <w:tmpl w:val="287C783A"/>
@@ -3369,7 +4742,7 @@
       </w:pPr>
     </w:lvl>
   </w:abstractNum>
-  <w:abstractNum w:abstractNumId="10" w15:restartNumberingAfterBreak="0">
+  <w:abstractNum w:abstractNumId="12" w15:restartNumberingAfterBreak="0">
     <w:nsid w:val="419119FE"/>
     <w:multiLevelType w:val="multilevel"/>
     <w:tmpl w:val="DCEA8FBA"/>
@@ -3518,7 +4891,7 @@
       </w:rPr>
     </w:lvl>
   </w:abstractNum>
-  <w:abstractNum w:abstractNumId="11" w15:restartNumberingAfterBreak="0">
+  <w:abstractNum w:abstractNumId="13" w15:restartNumberingAfterBreak="0">
     <w:nsid w:val="426D21B9"/>
     <w:multiLevelType w:val="multilevel"/>
     <w:tmpl w:val="BC8AAA8C"/>
@@ -3667,7 +5040,7 @@
       </w:rPr>
     </w:lvl>
   </w:abstractNum>
-  <w:abstractNum w:abstractNumId="12" w15:restartNumberingAfterBreak="0">
+  <w:abstractNum w:abstractNumId="14" w15:restartNumberingAfterBreak="0">
     <w:nsid w:val="43F25885"/>
     <w:multiLevelType w:val="hybridMultilevel"/>
     <w:tmpl w:val="646854E0"/>
@@ -3756,7 +5129,7 @@
       </w:pPr>
     </w:lvl>
   </w:abstractNum>
-  <w:abstractNum w:abstractNumId="13" w15:restartNumberingAfterBreak="0">
+  <w:abstractNum w:abstractNumId="15" w15:restartNumberingAfterBreak="0">
     <w:nsid w:val="45A754CC"/>
     <w:multiLevelType w:val="hybridMultilevel"/>
     <w:tmpl w:val="57E0C56E"/>
@@ -3845,7 +5218,7 @@
       </w:pPr>
     </w:lvl>
   </w:abstractNum>
-  <w:abstractNum w:abstractNumId="14" w15:restartNumberingAfterBreak="0">
+  <w:abstractNum w:abstractNumId="16" w15:restartNumberingAfterBreak="0">
     <w:nsid w:val="49242816"/>
     <w:multiLevelType w:val="multilevel"/>
     <w:tmpl w:val="069E5614"/>
@@ -3994,7 +5367,7 @@
       </w:rPr>
     </w:lvl>
   </w:abstractNum>
-  <w:abstractNum w:abstractNumId="15" w15:restartNumberingAfterBreak="0">
+  <w:abstractNum w:abstractNumId="17" w15:restartNumberingAfterBreak="0">
     <w:nsid w:val="50E93ADB"/>
     <w:multiLevelType w:val="multilevel"/>
     <w:tmpl w:val="6A64DBD2"/>
@@ -4143,7 +5516,7 @@
       </w:rPr>
     </w:lvl>
   </w:abstractNum>
-  <w:abstractNum w:abstractNumId="16" w15:restartNumberingAfterBreak="0">
+  <w:abstractNum w:abstractNumId="18" w15:restartNumberingAfterBreak="0">
     <w:nsid w:val="5B300579"/>
     <w:multiLevelType w:val="multilevel"/>
     <w:tmpl w:val="3F7E4CBC"/>
@@ -4292,7 +5665,96 @@
       </w:rPr>
     </w:lvl>
   </w:abstractNum>
-  <w:abstractNum w:abstractNumId="17" w15:restartNumberingAfterBreak="0">
+  <w:abstractNum w:abstractNumId="19" w15:restartNumberingAfterBreak="0">
+    <w:nsid w:val="5C073309"/>
+    <w:multiLevelType w:val="hybridMultilevel"/>
+    <w:tmpl w:val="630E9DB2"/>
+    <w:lvl w:ilvl="0" w:tplc="D3D884B4">
+      <w:start w:val="1"/>
+      <w:numFmt w:val="decimalFullWidth"/>
+      <w:lvlText w:val="%1）"/>
+      <w:lvlJc w:val="left"/>
+      <w:pPr>
+        <w:ind w:left="360" w:hanging="360"/>
+      </w:pPr>
+      <w:rPr>
+        <w:rFonts w:hint="eastAsia"/>
+      </w:rPr>
+    </w:lvl>
+    <w:lvl w:ilvl="1" w:tplc="04090017" w:tentative="1">
+      <w:start w:val="1"/>
+      <w:numFmt w:val="aiueoFullWidth"/>
+      <w:lvlText w:val="(%2)"/>
+      <w:lvlJc w:val="left"/>
+      <w:pPr>
+        <w:ind w:left="880" w:hanging="440"/>
+      </w:pPr>
+    </w:lvl>
+    <w:lvl w:ilvl="2" w:tplc="04090011" w:tentative="1">
+      <w:start w:val="1"/>
+      <w:numFmt w:val="decimalEnclosedCircle"/>
+      <w:lvlText w:val="%3"/>
+      <w:lvlJc w:val="left"/>
+      <w:pPr>
+        <w:ind w:left="1320" w:hanging="440"/>
+      </w:pPr>
+    </w:lvl>
+    <w:lvl w:ilvl="3" w:tplc="0409000F" w:tentative="1">
+      <w:start w:val="1"/>
+      <w:numFmt w:val="decimal"/>
+      <w:lvlText w:val="%4."/>
+      <w:lvlJc w:val="left"/>
+      <w:pPr>
+        <w:ind w:left="1760" w:hanging="440"/>
+      </w:pPr>
+    </w:lvl>
+    <w:lvl w:ilvl="4" w:tplc="04090017" w:tentative="1">
+      <w:start w:val="1"/>
+      <w:numFmt w:val="aiueoFullWidth"/>
+      <w:lvlText w:val="(%5)"/>
+      <w:lvlJc w:val="left"/>
+      <w:pPr>
+        <w:ind w:left="2200" w:hanging="440"/>
+      </w:pPr>
+    </w:lvl>
+    <w:lvl w:ilvl="5" w:tplc="04090011" w:tentative="1">
+      <w:start w:val="1"/>
+      <w:numFmt w:val="decimalEnclosedCircle"/>
+      <w:lvlText w:val="%6"/>
+      <w:lvlJc w:val="left"/>
+      <w:pPr>
+        <w:ind w:left="2640" w:hanging="440"/>
+      </w:pPr>
+    </w:lvl>
+    <w:lvl w:ilvl="6" w:tplc="0409000F" w:tentative="1">
+      <w:start w:val="1"/>
+      <w:numFmt w:val="decimal"/>
+      <w:lvlText w:val="%7."/>
+      <w:lvlJc w:val="left"/>
+      <w:pPr>
+        <w:ind w:left="3080" w:hanging="440"/>
+      </w:pPr>
+    </w:lvl>
+    <w:lvl w:ilvl="7" w:tplc="04090017" w:tentative="1">
+      <w:start w:val="1"/>
+      <w:numFmt w:val="aiueoFullWidth"/>
+      <w:lvlText w:val="(%8)"/>
+      <w:lvlJc w:val="left"/>
+      <w:pPr>
+        <w:ind w:left="3520" w:hanging="440"/>
+      </w:pPr>
+    </w:lvl>
+    <w:lvl w:ilvl="8" w:tplc="04090011" w:tentative="1">
+      <w:start w:val="1"/>
+      <w:numFmt w:val="decimalEnclosedCircle"/>
+      <w:lvlText w:val="%9"/>
+      <w:lvlJc w:val="left"/>
+      <w:pPr>
+        <w:ind w:left="3960" w:hanging="440"/>
+      </w:pPr>
+    </w:lvl>
+  </w:abstractNum>
+  <w:abstractNum w:abstractNumId="20" w15:restartNumberingAfterBreak="0">
     <w:nsid w:val="62B575E6"/>
     <w:multiLevelType w:val="hybridMultilevel"/>
     <w:tmpl w:val="64CAFEBE"/>
@@ -4404,7 +5866,7 @@
       </w:rPr>
     </w:lvl>
   </w:abstractNum>
-  <w:abstractNum w:abstractNumId="18" w15:restartNumberingAfterBreak="0">
+  <w:abstractNum w:abstractNumId="21" w15:restartNumberingAfterBreak="0">
     <w:nsid w:val="6A3F3819"/>
     <w:multiLevelType w:val="multilevel"/>
     <w:tmpl w:val="A72E2AB4"/>
@@ -4553,7 +6015,7 @@
       </w:rPr>
     </w:lvl>
   </w:abstractNum>
-  <w:abstractNum w:abstractNumId="19" w15:restartNumberingAfterBreak="0">
+  <w:abstractNum w:abstractNumId="22" w15:restartNumberingAfterBreak="0">
     <w:nsid w:val="6EF041C3"/>
     <w:multiLevelType w:val="hybridMultilevel"/>
     <w:tmpl w:val="886AD670"/>
@@ -4665,7 +6127,7 @@
       </w:rPr>
     </w:lvl>
   </w:abstractNum>
-  <w:abstractNum w:abstractNumId="20" w15:restartNumberingAfterBreak="0">
+  <w:abstractNum w:abstractNumId="23" w15:restartNumberingAfterBreak="0">
     <w:nsid w:val="74720F7E"/>
     <w:multiLevelType w:val="multilevel"/>
     <w:tmpl w:val="118462C2"/>
@@ -4814,7 +6276,7 @@
       </w:rPr>
     </w:lvl>
   </w:abstractNum>
-  <w:abstractNum w:abstractNumId="21" w15:restartNumberingAfterBreak="0">
+  <w:abstractNum w:abstractNumId="24" w15:restartNumberingAfterBreak="0">
     <w:nsid w:val="7CD552D7"/>
     <w:multiLevelType w:val="multilevel"/>
     <w:tmpl w:val="963CF3C0"/>
@@ -4964,70 +6426,79 @@
     </w:lvl>
   </w:abstractNum>
   <w:num w:numId="1" w16cid:durableId="1732344467">
+    <w:abstractNumId w:val="24"/>
+  </w:num>
+  <w:num w:numId="2" w16cid:durableId="483665727">
+    <w:abstractNumId w:val="9"/>
+  </w:num>
+  <w:num w:numId="3" w16cid:durableId="1186285872">
+    <w:abstractNumId w:val="17"/>
+  </w:num>
+  <w:num w:numId="4" w16cid:durableId="127549251">
+    <w:abstractNumId w:val="23"/>
+  </w:num>
+  <w:num w:numId="5" w16cid:durableId="732125431">
+    <w:abstractNumId w:val="12"/>
+  </w:num>
+  <w:num w:numId="6" w16cid:durableId="579829278">
+    <w:abstractNumId w:val="13"/>
+  </w:num>
+  <w:num w:numId="7" w16cid:durableId="1559896105">
+    <w:abstractNumId w:val="15"/>
+  </w:num>
+  <w:num w:numId="8" w16cid:durableId="575356916">
+    <w:abstractNumId w:val="4"/>
+  </w:num>
+  <w:num w:numId="9" w16cid:durableId="734548964">
+    <w:abstractNumId w:val="8"/>
+  </w:num>
+  <w:num w:numId="10" w16cid:durableId="189077889">
+    <w:abstractNumId w:val="7"/>
+  </w:num>
+  <w:num w:numId="11" w16cid:durableId="1540359677">
+    <w:abstractNumId w:val="1"/>
+  </w:num>
+  <w:num w:numId="12" w16cid:durableId="1076442540">
     <w:abstractNumId w:val="21"/>
   </w:num>
-  <w:num w:numId="2" w16cid:durableId="483665727">
-    <w:abstractNumId w:val="7"/>
+  <w:num w:numId="13" w16cid:durableId="1518886238">
+    <w:abstractNumId w:val="16"/>
   </w:num>
-  <w:num w:numId="3" w16cid:durableId="1186285872">
-    <w:abstractNumId w:val="15"/>
+  <w:num w:numId="14" w16cid:durableId="1588227851">
+    <w:abstractNumId w:val="10"/>
   </w:num>
-  <w:num w:numId="4" w16cid:durableId="127549251">
+  <w:num w:numId="15" w16cid:durableId="1970627469">
+    <w:abstractNumId w:val="2"/>
+  </w:num>
+  <w:num w:numId="16" w16cid:durableId="114908823">
+    <w:abstractNumId w:val="14"/>
+  </w:num>
+  <w:num w:numId="17" w16cid:durableId="1657300437">
+    <w:abstractNumId w:val="11"/>
+  </w:num>
+  <w:num w:numId="18" w16cid:durableId="1837186072">
+    <w:abstractNumId w:val="6"/>
+  </w:num>
+  <w:num w:numId="19" w16cid:durableId="566770190">
+    <w:abstractNumId w:val="18"/>
+  </w:num>
+  <w:num w:numId="20" w16cid:durableId="1231425222">
+    <w:abstractNumId w:val="5"/>
+  </w:num>
+  <w:num w:numId="21" w16cid:durableId="169103183">
+    <w:abstractNumId w:val="22"/>
+  </w:num>
+  <w:num w:numId="22" w16cid:durableId="603264216">
     <w:abstractNumId w:val="20"/>
   </w:num>
-  <w:num w:numId="5" w16cid:durableId="732125431">
-    <w:abstractNumId w:val="10"/>
-  </w:num>
-  <w:num w:numId="6" w16cid:durableId="579829278">
-    <w:abstractNumId w:val="11"/>
-  </w:num>
-  <w:num w:numId="7" w16cid:durableId="1559896105">
-    <w:abstractNumId w:val="13"/>
-  </w:num>
-  <w:num w:numId="8" w16cid:durableId="575356916">
-    <w:abstractNumId w:val="2"/>
-  </w:num>
-  <w:num w:numId="9" w16cid:durableId="734548964">
-    <w:abstractNumId w:val="6"/>
-  </w:num>
-  <w:num w:numId="10" w16cid:durableId="189077889">
-    <w:abstractNumId w:val="5"/>
-  </w:num>
-  <w:num w:numId="11" w16cid:durableId="1540359677">
+  <w:num w:numId="23" w16cid:durableId="1312057767">
     <w:abstractNumId w:val="0"/>
   </w:num>
-  <w:num w:numId="12" w16cid:durableId="1076442540">
-    <w:abstractNumId w:val="18"/>
-  </w:num>
-  <w:num w:numId="13" w16cid:durableId="1518886238">
-    <w:abstractNumId w:val="14"/>
-  </w:num>
-  <w:num w:numId="14" w16cid:durableId="1588227851">
-    <w:abstractNumId w:val="8"/>
-  </w:num>
-  <w:num w:numId="15" w16cid:durableId="1970627469">
-    <w:abstractNumId w:val="1"/>
-  </w:num>
-  <w:num w:numId="16" w16cid:durableId="114908823">
-    <w:abstractNumId w:val="12"/>
-  </w:num>
-  <w:num w:numId="17" w16cid:durableId="1657300437">
-    <w:abstractNumId w:val="9"/>
-  </w:num>
-  <w:num w:numId="18" w16cid:durableId="1837186072">
-    <w:abstractNumId w:val="4"/>
-  </w:num>
-  <w:num w:numId="19" w16cid:durableId="566770190">
-    <w:abstractNumId w:val="16"/>
-  </w:num>
-  <w:num w:numId="20" w16cid:durableId="1231425222">
+  <w:num w:numId="24" w16cid:durableId="1670017091">
     <w:abstractNumId w:val="3"/>
   </w:num>
-  <w:num w:numId="21" w16cid:durableId="169103183">
+  <w:num w:numId="25" w16cid:durableId="1283729749">
     <w:abstractNumId w:val="19"/>
-  </w:num>
-  <w:num w:numId="22" w16cid:durableId="603264216">
-    <w:abstractNumId w:val="17"/>
   </w:num>
 </w:numbering>
 </file>
@@ -5633,7 +7104,6 @@
   <w:style w:type="character" w:default="1" w:styleId="a0">
     <w:name w:val="Default Paragraph Font"/>
     <w:uiPriority w:val="1"/>
-    <w:semiHidden/>
     <w:unhideWhenUsed/>
   </w:style>
   <w:style w:type="table" w:default="1" w:styleId="a1">
